--- a/svoyo-delo/대본/2부/12화_Terpenie.docx
+++ b/svoyo-delo/대본/2부/12화_Terpenie.docx
@@ -59,7 +59,7 @@
         <w:t xml:space="preserve"> </w:t>
       </w:r>
       <w:r>
-        <w:t xml:space="preserve">- 배경: Год 1, 6월 첫째 주 월요일 오전 9시 파벨레츠카야 사무실 → 오전 9시 30분 같은 사무실 → 토요일 오전 7시 세관 창고 47번 칸 → 다음 월요일 오전 8시 사무실 발코니 → 같은 날 저녁 6시 사무실</w:t>
+        <w:t xml:space="preserve">- 배경: Год 2, 6월 첫째 주 월요일 오전 9시 파벨레츠카야 사무실 → 오전 9시 30분 같은 사무실 → 토요일 오전 7시 세관 창고 47번 칸 → 다음 월요일 오전 8시 사무실 발코니 → 같은 날 저녁 6시 사무실</w:t>
       </w:r>
       <w:r>
         <w:t xml:space="preserve"> </w:t>
@@ -386,13 +386,13 @@
         <w:t xml:space="preserve">대본</w:t>
       </w:r>
     </w:p>
-    <w:bookmarkStart w:id="21" w:name="X24af5fb7f774f96faaba7d9361796b2cae12aed"/>
+    <w:bookmarkStart w:id="21" w:name="X85b6850baf4843040b203235ff9dc0cf0a7d518"/>
     <w:p>
       <w:pPr>
         <w:pStyle w:val="Heading3"/>
       </w:pPr>
       <w:r>
-        <w:t xml:space="preserve">도입 — Год 1, 6월 첫째 주 월요일 오전 9시, 파벨레츠카야 사무실 — 31일째</w:t>
+        <w:t xml:space="preserve">도입 — Год 2, 6월 첫째 주 월요일 오전 9시, 파벨레츠카야 사무실 — 31일째</w:t>
       </w:r>
     </w:p>
     <w:p>
@@ -3033,13 +3033,13 @@
         <w:t xml:space="preserve">한국어 번역</w:t>
       </w:r>
     </w:p>
-    <w:bookmarkStart w:id="33" w:name="X6c99a6f96c08684eadcac514ef50d02b11cae70"/>
+    <w:bookmarkStart w:id="33" w:name="X93c57148b4af6cf74d3ce9f0b970a49b228a0bd"/>
     <w:p>
       <w:pPr>
         <w:pStyle w:val="Heading3"/>
       </w:pPr>
       <w:r>
-        <w:t xml:space="preserve">도입 — Год 1, 6월 첫째 주 월요일 오전 9시, 파벨레츠카야 사무실 — 31일째</w:t>
+        <w:t xml:space="preserve">도입 — Год 2, 6월 첫째 주 월요일 오전 9시, 파벨레츠카야 사무실 — 31일째</w:t>
       </w:r>
     </w:p>
     <w:p>

--- a/svoyo-delo/대본/2부/12화_Terpenie.docx
+++ b/svoyo-delo/대본/2부/12화_Terpenie.docx
@@ -98,7 +98,7 @@
         <w:t xml:space="preserve"> </w:t>
       </w:r>
       <w:r>
-        <w:t xml:space="preserve">- 규칙: 지문 없음. 전 화 100% 「화자명: 대사」. 1턴 15단어 이내 + 긴 턴 10~15회(25~35단어). 문법 초점: 단어미 형용사(несправедлив, напуган, глуп), 형동사구(сказанная со злостью), 가정법(Ирина посчитала бы).</w:t>
+        <w:t xml:space="preserve">- 규칙: 지문 없음. 전 화 100% 「화자명: 대사」. 1턴 20단어 이내 + 긴 턴 10~15회(30~50단어). 문법 초점: 단어미 형용사(несправедлив, напуган, глуп), 형동사구(сказанная со злостью), 가정법(Ирина посчитала бы).</w:t>
       </w:r>
       <w:r>
         <w:t xml:space="preserve"> </w:t>
@@ -400,103 +400,103 @@
         <w:pStyle w:val="FirstParagraph"/>
       </w:pPr>
       <w:r>
-        <w:t xml:space="preserve">ALEKSEY: Ольга Петровна, тридцать рабочих дней прошло в пятницу. Где решение?</w:t>
-      </w:r>
-    </w:p>
-    <w:p>
-      <w:pPr>
-        <w:pStyle w:val="BodyText"/>
-      </w:pPr>
-      <w:r>
-        <w:t xml:space="preserve">OLGA: Доброе утро, Алексей Николаевич. Я тоже рада вас видеть.</w:t>
-      </w:r>
-    </w:p>
-    <w:p>
-      <w:pPr>
-        <w:pStyle w:val="BodyText"/>
-      </w:pPr>
-      <w:r>
-        <w:t xml:space="preserve">ALEKSEY: Простите. Доброе утро. Где решение?</w:t>
-      </w:r>
-    </w:p>
-    <w:p>
-      <w:pPr>
-        <w:pStyle w:val="BodyText"/>
-      </w:pPr>
-      <w:r>
-        <w:t xml:space="preserve">OLGA: Я звонила в восемь. Статус: «на рассмотрении». Как вчера и позавчера.</w:t>
-      </w:r>
-    </w:p>
-    <w:p>
-      <w:pPr>
-        <w:pStyle w:val="BodyText"/>
-      </w:pPr>
-      <w:r>
-        <w:t xml:space="preserve">ALEKSEY: Но срок же тридцать дней?</w:t>
-      </w:r>
-    </w:p>
-    <w:p>
-      <w:pPr>
-        <w:pStyle w:val="BodyText"/>
-      </w:pPr>
-      <w:r>
-        <w:t xml:space="preserve">OLGA: Тридцать дней — срок для эксперта. Потом ещё подпись руководителя, потом приказ. Ещё неделя-две.</w:t>
-      </w:r>
-    </w:p>
-    <w:p>
-      <w:pPr>
-        <w:pStyle w:val="BodyText"/>
-      </w:pPr>
-      <w:r>
-        <w:t xml:space="preserve">ALEKSEY: Неделя-две. Вы говорили это в мае.</w:t>
-      </w:r>
-    </w:p>
-    <w:p>
-      <w:pPr>
-        <w:pStyle w:val="BodyText"/>
-      </w:pPr>
-      <w:r>
-        <w:t xml:space="preserve">OLGA: В мае я говорила «до тридцати дней». Это разные вещи.</w:t>
-      </w:r>
-    </w:p>
-    <w:p>
-      <w:pPr>
-        <w:pStyle w:val="BodyText"/>
-      </w:pPr>
-      <w:r>
-        <w:t xml:space="preserve">IRINA: Доброе утро. Я слышу по голосам, что решения нет.</w:t>
-      </w:r>
-    </w:p>
-    <w:p>
-      <w:pPr>
-        <w:pStyle w:val="BodyText"/>
-      </w:pPr>
-      <w:r>
-        <w:t xml:space="preserve">ALEKSEY: Нет. А Доюн звонил в субботу. Новости из Сеула.</w:t>
-      </w:r>
-    </w:p>
-    <w:p>
-      <w:pPr>
-        <w:pStyle w:val="BodyText"/>
-      </w:pPr>
-      <w:r>
-        <w:t xml:space="preserve">IRINA: Плохие?</w:t>
-      </w:r>
-    </w:p>
-    <w:p>
-      <w:pPr>
-        <w:pStyle w:val="BodyText"/>
-      </w:pPr>
-      <w:r>
-        <w:t xml:space="preserve">ALEKSEY: Отдел продаж поставил вопрос об эксклюзиве на совет директоров. В августе.</w:t>
-      </w:r>
-    </w:p>
-    <w:p>
-      <w:pPr>
-        <w:pStyle w:val="BodyText"/>
-      </w:pPr>
-      <w:r>
-        <w:t xml:space="preserve">OLGA: Эксклюзив на три года. Мы подписали. Они не могут просто так.</w:t>
+        <w:t xml:space="preserve">ALEKSEY: Ольга Петровна, тридцать рабочих дней прошли ещё в пятницу. Где же решение?</w:t>
+      </w:r>
+    </w:p>
+    <w:p>
+      <w:pPr>
+        <w:pStyle w:val="BodyText"/>
+      </w:pPr>
+      <w:r>
+        <w:t xml:space="preserve">OLGA: Доброе утро, Алексей Николаевич. Я тоже очень рада вас видеть.</w:t>
+      </w:r>
+    </w:p>
+    <w:p>
+      <w:pPr>
+        <w:pStyle w:val="BodyText"/>
+      </w:pPr>
+      <w:r>
+        <w:t xml:space="preserve">ALEKSEY: Простите, пожалуйста, доброе утро. Но всё-таки где решение?</w:t>
+      </w:r>
+    </w:p>
+    <w:p>
+      <w:pPr>
+        <w:pStyle w:val="BodyText"/>
+      </w:pPr>
+      <w:r>
+        <w:t xml:space="preserve">OLGA: Я звонила в восемь. Статус всё тот же: «на рассмотрении», как вчера и позавчера.</w:t>
+      </w:r>
+    </w:p>
+    <w:p>
+      <w:pPr>
+        <w:pStyle w:val="BodyText"/>
+      </w:pPr>
+      <w:r>
+        <w:t xml:space="preserve">ALEKSEY: Но ведь срок рассмотрения — тридцать дней, разве нет?</w:t>
+      </w:r>
+    </w:p>
+    <w:p>
+      <w:pPr>
+        <w:pStyle w:val="BodyText"/>
+      </w:pPr>
+      <w:r>
+        <w:t xml:space="preserve">OLGA: Тридцать дней — это срок для эксперта. Потом ещё подпись руководителя и приказ, а это ещё неделя-две.</w:t>
+      </w:r>
+    </w:p>
+    <w:p>
+      <w:pPr>
+        <w:pStyle w:val="BodyText"/>
+      </w:pPr>
+      <w:r>
+        <w:t xml:space="preserve">ALEKSEY: Неделя-две… Но вы говорили мне то же самое ещё в мае.</w:t>
+      </w:r>
+    </w:p>
+    <w:p>
+      <w:pPr>
+        <w:pStyle w:val="BodyText"/>
+      </w:pPr>
+      <w:r>
+        <w:t xml:space="preserve">OLGA: В мае я говорила «до тридцати дней», а не «тридцать дней». Это разные вещи.</w:t>
+      </w:r>
+    </w:p>
+    <w:p>
+      <w:pPr>
+        <w:pStyle w:val="BodyText"/>
+      </w:pPr>
+      <w:r>
+        <w:t xml:space="preserve">IRINA: Доброе утро. Я уже по вашим голосам слышу, что решения пока нет.</w:t>
+      </w:r>
+    </w:p>
+    <w:p>
+      <w:pPr>
+        <w:pStyle w:val="BodyText"/>
+      </w:pPr>
+      <w:r>
+        <w:t xml:space="preserve">ALEKSEY: Нет. А ещё Доюн звонил в субботу, и у него новости из Сеула.</w:t>
+      </w:r>
+    </w:p>
+    <w:p>
+      <w:pPr>
+        <w:pStyle w:val="BodyText"/>
+      </w:pPr>
+      <w:r>
+        <w:t xml:space="preserve">IRINA: Плохие новости? Судя по вашему лицу, хороших я не жду.</w:t>
+      </w:r>
+    </w:p>
+    <w:p>
+      <w:pPr>
+        <w:pStyle w:val="BodyText"/>
+      </w:pPr>
+      <w:r>
+        <w:t xml:space="preserve">ALEKSEY: Отдел продаж поставил вопрос об эксклюзиве на совет директоров, который будет в августе.</w:t>
+      </w:r>
+    </w:p>
+    <w:p>
+      <w:pPr>
+        <w:pStyle w:val="BodyText"/>
+      </w:pPr>
+      <w:r>
+        <w:t xml:space="preserve">OLGA: Но эксклюзив у нас на три года, мы же подписали договор. Они не могут просто так его забрать.</w:t>
       </w:r>
     </w:p>
     <w:p>
@@ -512,7 +512,7 @@
         <w:pStyle w:val="BodyText"/>
       </w:pPr>
       <w:r>
-        <w:t xml:space="preserve">IRINA: Я помню этот пункт. Я его читала. Год — с даты поставки. Сентябрь.</w:t>
+        <w:t xml:space="preserve">IRINA: Я помню этот пункт, я его читала. Год считается с даты поставки, то есть до сентября.</w:t>
       </w:r>
     </w:p>
     <w:bookmarkEnd w:id="21"/>
@@ -530,279 +530,279 @@
         <w:pStyle w:val="FirstParagraph"/>
       </w:pPr>
       <w:r>
-        <w:t xml:space="preserve">ALEKSEY: Вот. Сентябрь. Если до сентября нет продаж, Сеул может забрать эксклюзив. Мы не успеваем.</w:t>
-      </w:r>
-    </w:p>
-    <w:p>
-      <w:pPr>
-        <w:pStyle w:val="BodyText"/>
-      </w:pPr>
-      <w:r>
-        <w:t xml:space="preserve">OLGA: Мы не успеваем продать. Но успеваем зарегистрировать. Если повезёт — в июле.</w:t>
-      </w:r>
-    </w:p>
-    <w:p>
-      <w:pPr>
-        <w:pStyle w:val="BodyText"/>
-      </w:pPr>
-      <w:r>
-        <w:t xml:space="preserve">ALEKSEY: Если повезёт. А если нет? Мне нужно что-то показать совету директоров. Не обещания. Цифры.</w:t>
-      </w:r>
-    </w:p>
-    <w:p>
-      <w:pPr>
-        <w:pStyle w:val="BodyText"/>
-      </w:pPr>
-      <w:r>
-        <w:t xml:space="preserve">IRINA: Какие цифры можно показать без регистрации?</w:t>
-      </w:r>
-    </w:p>
-    <w:p>
-      <w:pPr>
-        <w:pStyle w:val="BodyText"/>
-      </w:pPr>
-      <w:r>
-        <w:t xml:space="preserve">ALEKSEY: Протоколы о намерениях. Двадцать клиник. Алина знает десять, Корнилова — пятнадцать. Без денег, без поставок. Просто подпись: «Мы намерены покупать после регистрации столько-то шприцев в год». Это покажет Сеулу, что рынок ждёт.</w:t>
-      </w:r>
-    </w:p>
-    <w:p>
-      <w:pPr>
-        <w:pStyle w:val="BodyText"/>
-      </w:pPr>
-      <w:r>
-        <w:t xml:space="preserve">OLGA: Нет.</w:t>
-      </w:r>
-    </w:p>
-    <w:p>
-      <w:pPr>
-        <w:pStyle w:val="BodyText"/>
-      </w:pPr>
-      <w:r>
-        <w:t xml:space="preserve">ALEKSEY: Почему сразу «нет»? Вы даже не подумали.</w:t>
-      </w:r>
-    </w:p>
-    <w:p>
-      <w:pPr>
-        <w:pStyle w:val="BodyText"/>
-      </w:pPr>
-      <w:r>
-        <w:t xml:space="preserve">OLGA: Я подумала двадцать лет назад. Пункт третий: ничего до удостоверения. Даже маме.</w:t>
-      </w:r>
-    </w:p>
-    <w:p>
-      <w:pPr>
-        <w:pStyle w:val="BodyText"/>
-      </w:pPr>
-      <w:r>
-        <w:t xml:space="preserve">ALEKSEY: Это не продажа. Ни рубля. Ни одного шприца.</w:t>
-      </w:r>
-    </w:p>
-    <w:p>
-      <w:pPr>
-        <w:pStyle w:val="BodyText"/>
-      </w:pPr>
-      <w:r>
-        <w:t xml:space="preserve">IRINA: Юридически — не продажа. Но в протоколе будет название, цена, объём. Вы будете показывать врачам.</w:t>
-      </w:r>
-    </w:p>
-    <w:p>
-      <w:pPr>
-        <w:pStyle w:val="BodyText"/>
-      </w:pPr>
-      <w:r>
-        <w:t xml:space="preserve">OLGA: Это реклама незарегистрированного изделия. Штраф. И хуже — пятно в досье. Назарова узнает за неделю.</w:t>
-      </w:r>
-    </w:p>
-    <w:p>
-      <w:pPr>
-        <w:pStyle w:val="BodyText"/>
-      </w:pPr>
-      <w:r>
-        <w:t xml:space="preserve">ALEKSEY: Откуда она узнает?</w:t>
-      </w:r>
-    </w:p>
-    <w:p>
-      <w:pPr>
-        <w:pStyle w:val="BodyText"/>
-      </w:pPr>
-      <w:r>
-        <w:t xml:space="preserve">OLGA: Москва маленькая. Вы сами говорили. Двадцать клиник — это двадцать языков. Кто-то из них знает кого-то в экспертизе. Через неделю Назарова прочитает: «Мост» продаёт до удостоверения. Ей не важно, что это «только намерения».</w:t>
-      </w:r>
-    </w:p>
-    <w:p>
-      <w:pPr>
-        <w:pStyle w:val="BodyText"/>
-      </w:pPr>
-      <w:r>
-        <w:t xml:space="preserve">ALEKSEY: Тогда три клиники. Только наши. Корнилова, Алина, Фомина.</w:t>
-      </w:r>
-    </w:p>
-    <w:p>
-      <w:pPr>
-        <w:pStyle w:val="BodyText"/>
-      </w:pPr>
-      <w:r>
-        <w:t xml:space="preserve">OLGA: Это исследователи. Если они подпишут намерение покупать, их наблюдение уже не независимое. Вы этого хотите?</w:t>
-      </w:r>
-    </w:p>
-    <w:p>
-      <w:pPr>
-        <w:pStyle w:val="BodyText"/>
-      </w:pPr>
-      <w:r>
-        <w:t xml:space="preserve">ALEKSEY: Я хочу, чтобы у нас был эксклюзив в сентябре!</w:t>
-      </w:r>
-    </w:p>
-    <w:p>
-      <w:pPr>
-        <w:pStyle w:val="BodyText"/>
-      </w:pPr>
-      <w:r>
-        <w:t xml:space="preserve">IRINA: Алексей, не кричите. Мы рядом. Мы слышим.</w:t>
-      </w:r>
-    </w:p>
-    <w:p>
-      <w:pPr>
-        <w:pStyle w:val="BodyText"/>
-      </w:pPr>
-      <w:r>
-        <w:t xml:space="preserve">ALEKSEY: Простите. Но вы обе только говорите «нет». Нет банку, нет фонду, нет Стасу, нет протоколам.</w:t>
-      </w:r>
-    </w:p>
-    <w:p>
-      <w:pPr>
-        <w:pStyle w:val="BodyText"/>
-      </w:pPr>
-      <w:r>
-        <w:t xml:space="preserve">OLGA: Стасу «нет» сказали вы. Сами. Я вами гордилась.</w:t>
-      </w:r>
-    </w:p>
-    <w:p>
-      <w:pPr>
-        <w:pStyle w:val="BodyText"/>
-      </w:pPr>
-      <w:r>
-        <w:t xml:space="preserve">ALEKSEY: А сейчас?</w:t>
-      </w:r>
-    </w:p>
-    <w:p>
-      <w:pPr>
-        <w:pStyle w:val="BodyText"/>
-      </w:pPr>
-      <w:r>
-        <w:t xml:space="preserve">OLGA: А сейчас вы хотите стать маленьким Стасом. Вежливым, с протоколом вместо сумки.</w:t>
-      </w:r>
-    </w:p>
-    <w:p>
-      <w:pPr>
-        <w:pStyle w:val="BodyText"/>
-      </w:pPr>
-      <w:r>
-        <w:t xml:space="preserve">ALEKSEY: Это нечестно.</w:t>
-      </w:r>
-    </w:p>
-    <w:p>
-      <w:pPr>
-        <w:pStyle w:val="BodyText"/>
-      </w:pPr>
-      <w:r>
-        <w:t xml:space="preserve">OLGA: Нечестно — это рекламировать то, чего нет. «Нет» — это моя работа. Пункт четвёртый.</w:t>
-      </w:r>
-    </w:p>
-    <w:p>
-      <w:pPr>
-        <w:pStyle w:val="BodyText"/>
-      </w:pPr>
-      <w:r>
-        <w:t xml:space="preserve">ALEKSEY: А моя квартира — это чья работа? Ваша доля сохранится, если вы вернётесь в найм. Пункт шестой. А мой кредит — нет. Вам есть куда уходить, Ольга Петровна. Мне — нет.</w:t>
-      </w:r>
-    </w:p>
-    <w:p>
-      <w:pPr>
-        <w:pStyle w:val="BodyText"/>
-      </w:pPr>
-      <w:r>
-        <w:t xml:space="preserve">IRINA: Алексей.</w:t>
-      </w:r>
-    </w:p>
-    <w:p>
-      <w:pPr>
-        <w:pStyle w:val="BodyText"/>
-      </w:pPr>
-      <w:r>
-        <w:t xml:space="preserve">OLGA: Нет, Ирина, пусть договорит. Это интересно.</w:t>
-      </w:r>
-    </w:p>
-    <w:p>
-      <w:pPr>
-        <w:pStyle w:val="BodyText"/>
-      </w:pPr>
-      <w:r>
-        <w:t xml:space="preserve">ALEKSEY: Я договорил.</w:t>
-      </w:r>
-    </w:p>
-    <w:p>
-      <w:pPr>
-        <w:pStyle w:val="BodyText"/>
-      </w:pPr>
-      <w:r>
-        <w:t xml:space="preserve">OLGA: Тогда я договорю. Я отказалась от зарплаты на год, плачу компании двести тысяч в месяц и курю на вашем балконе в минус двадцать. Но вы правы: мне есть куда уходить.</w:t>
-      </w:r>
-    </w:p>
-    <w:p>
-      <w:pPr>
-        <w:pStyle w:val="BodyText"/>
-      </w:pPr>
-      <w:r>
-        <w:t xml:space="preserve">ALEKSEY: Ольга Петровна, я не это…</w:t>
-      </w:r>
-    </w:p>
-    <w:p>
-      <w:pPr>
-        <w:pStyle w:val="BodyText"/>
-      </w:pPr>
-      <w:r>
-        <w:t xml:space="preserve">OLGA: Именно это. Я иду на балкон. Одна. Не ходите за мной.</w:t>
-      </w:r>
-    </w:p>
-    <w:p>
-      <w:pPr>
-        <w:pStyle w:val="BodyText"/>
-      </w:pPr>
-      <w:r>
-        <w:t xml:space="preserve">IRINA: Вы довольны?</w:t>
-      </w:r>
-    </w:p>
-    <w:p>
-      <w:pPr>
-        <w:pStyle w:val="BodyText"/>
-      </w:pPr>
-      <w:r>
-        <w:t xml:space="preserve">ALEKSEY: Нет. Я пойду. Мне нужно подышать.</w:t>
-      </w:r>
-    </w:p>
-    <w:p>
-      <w:pPr>
-        <w:pStyle w:val="BodyText"/>
-      </w:pPr>
-      <w:r>
-        <w:t xml:space="preserve">IRINA: Куда?</w:t>
-      </w:r>
-    </w:p>
-    <w:p>
-      <w:pPr>
-        <w:pStyle w:val="BodyText"/>
-      </w:pPr>
-      <w:r>
-        <w:t xml:space="preserve">ALEKSEY: В субботу инвентаризация. Папа будет на складе. Я поеду с ним.</w:t>
-      </w:r>
-    </w:p>
-    <w:p>
-      <w:pPr>
-        <w:pStyle w:val="BodyText"/>
-      </w:pPr>
-      <w:r>
-        <w:t xml:space="preserve">IRINA: Не исчезайте на пять дней. Это тоже кассовый разрыв. Только в людях.</w:t>
+        <w:t xml:space="preserve">ALEKSEY: Вот именно, сентябрь. Если до сентября продаж нет, Сеул может забрать эксклюзив. А мы не успеваем.</w:t>
+      </w:r>
+    </w:p>
+    <w:p>
+      <w:pPr>
+        <w:pStyle w:val="BodyText"/>
+      </w:pPr>
+      <w:r>
+        <w:t xml:space="preserve">OLGA: Мы не успеваем продать, но успеваем зарегистрировать. Если повезёт, то уже в июле.</w:t>
+      </w:r>
+    </w:p>
+    <w:p>
+      <w:pPr>
+        <w:pStyle w:val="BodyText"/>
+      </w:pPr>
+      <w:r>
+        <w:t xml:space="preserve">ALEKSEY: Если повезёт. А если нет? Мне нужно что-то показать совету директоров, причём не обещания, а цифры.</w:t>
+      </w:r>
+    </w:p>
+    <w:p>
+      <w:pPr>
+        <w:pStyle w:val="BodyText"/>
+      </w:pPr>
+      <w:r>
+        <w:t xml:space="preserve">IRINA: А какие цифры вообще можно показать, если у нас нет регистрации?</w:t>
+      </w:r>
+    </w:p>
+    <w:p>
+      <w:pPr>
+        <w:pStyle w:val="BodyText"/>
+      </w:pPr>
+      <w:r>
+        <w:t xml:space="preserve">ALEKSEY: Протоколы о намерениях от двадцати клиник: Алина знает десять, а Корнилова пятнадцать. Без денег и без поставок, просто подпись: «Мы намерены покупать после регистрации столько-то шприцев в год». Это покажет Сеулу, что рынок нас ждёт.</w:t>
+      </w:r>
+    </w:p>
+    <w:p>
+      <w:pPr>
+        <w:pStyle w:val="BodyText"/>
+      </w:pPr>
+      <w:r>
+        <w:t xml:space="preserve">OLGA: Нет. Даже не обсуждается, Алексей Николаевич.</w:t>
+      </w:r>
+    </w:p>
+    <w:p>
+      <w:pPr>
+        <w:pStyle w:val="BodyText"/>
+      </w:pPr>
+      <w:r>
+        <w:t xml:space="preserve">ALEKSEY: Почему сразу «нет»? Вы ведь даже не подумали над моим предложением.</w:t>
+      </w:r>
+    </w:p>
+    <w:p>
+      <w:pPr>
+        <w:pStyle w:val="BodyText"/>
+      </w:pPr>
+      <w:r>
+        <w:t xml:space="preserve">OLGA: Я подумала над этим двадцать лет назад. Пункт третий: ничего до удостоверения. Даже маме.</w:t>
+      </w:r>
+    </w:p>
+    <w:p>
+      <w:pPr>
+        <w:pStyle w:val="BodyText"/>
+      </w:pPr>
+      <w:r>
+        <w:t xml:space="preserve">ALEKSEY: Но это же не продажа: ни одного рубля и ни одного шприца.</w:t>
+      </w:r>
+    </w:p>
+    <w:p>
+      <w:pPr>
+        <w:pStyle w:val="BodyText"/>
+      </w:pPr>
+      <w:r>
+        <w:t xml:space="preserve">IRINA: Юридически это не продажа. Но в протоколе будет название, цена и объём, и вы будете показывать это врачам.</w:t>
+      </w:r>
+    </w:p>
+    <w:p>
+      <w:pPr>
+        <w:pStyle w:val="BodyText"/>
+      </w:pPr>
+      <w:r>
+        <w:t xml:space="preserve">OLGA: А это реклама незарегистрированного изделия, то есть штраф. И, что хуже, пятно в досье. Назарова узнает об этом за неделю.</w:t>
+      </w:r>
+    </w:p>
+    <w:p>
+      <w:pPr>
+        <w:pStyle w:val="BodyText"/>
+      </w:pPr>
+      <w:r>
+        <w:t xml:space="preserve">ALEKSEY: Но откуда она может об этом узнать? Мы же не будем об этом кричать.</w:t>
+      </w:r>
+    </w:p>
+    <w:p>
+      <w:pPr>
+        <w:pStyle w:val="BodyText"/>
+      </w:pPr>
+      <w:r>
+        <w:t xml:space="preserve">OLGA: Москва маленькая, вы сами так говорили. Двадцать клиник — это двадцать языков, и кто-то из них обязательно знает кого-то в экспертизе. Через неделю Назарова прочитает: «Мост» продаёт до удостоверения. И ей будет неважно, что это «только намерения».</w:t>
+      </w:r>
+    </w:p>
+    <w:p>
+      <w:pPr>
+        <w:pStyle w:val="BodyText"/>
+      </w:pPr>
+      <w:r>
+        <w:t xml:space="preserve">ALEKSEY: Тогда пусть будут только три клиники, наши: Корнилова, Алина и Фомина.</w:t>
+      </w:r>
+    </w:p>
+    <w:p>
+      <w:pPr>
+        <w:pStyle w:val="BodyText"/>
+      </w:pPr>
+      <w:r>
+        <w:t xml:space="preserve">OLGA: Но это исследователи. Если они подпишут намерение покупать, их наблюдение уже не будет независимым. Вы этого хотите?</w:t>
+      </w:r>
+    </w:p>
+    <w:p>
+      <w:pPr>
+        <w:pStyle w:val="BodyText"/>
+      </w:pPr>
+      <w:r>
+        <w:t xml:space="preserve">ALEKSEY: Я хочу, чтобы в сентябре у нас всё ещё был эксклюзив!</w:t>
+      </w:r>
+    </w:p>
+    <w:p>
+      <w:pPr>
+        <w:pStyle w:val="BodyText"/>
+      </w:pPr>
+      <w:r>
+        <w:t xml:space="preserve">IRINA: Алексей, пожалуйста, не кричите. Мы сидим рядом и прекрасно вас слышим.</w:t>
+      </w:r>
+    </w:p>
+    <w:p>
+      <w:pPr>
+        <w:pStyle w:val="BodyText"/>
+      </w:pPr>
+      <w:r>
+        <w:t xml:space="preserve">ALEKSEY: Простите. Но вы обе только и говорите «нет»: нет банку, нет фонду, нет Стасу, нет протоколам.</w:t>
+      </w:r>
+    </w:p>
+    <w:p>
+      <w:pPr>
+        <w:pStyle w:val="BodyText"/>
+      </w:pPr>
+      <w:r>
+        <w:t xml:space="preserve">OLGA: Стасу «нет» сказали вы сами, и я тогда вами гордилась.</w:t>
+      </w:r>
+    </w:p>
+    <w:p>
+      <w:pPr>
+        <w:pStyle w:val="BodyText"/>
+      </w:pPr>
+      <w:r>
+        <w:t xml:space="preserve">ALEKSEY: А сейчас? Сейчас вы мной уже не гордитесь?</w:t>
+      </w:r>
+    </w:p>
+    <w:p>
+      <w:pPr>
+        <w:pStyle w:val="BodyText"/>
+      </w:pPr>
+      <w:r>
+        <w:t xml:space="preserve">OLGA: А сейчас вы хотите стать маленьким Стасом: вежливым, с протоколом вместо сумки.</w:t>
+      </w:r>
+    </w:p>
+    <w:p>
+      <w:pPr>
+        <w:pStyle w:val="BodyText"/>
+      </w:pPr>
+      <w:r>
+        <w:t xml:space="preserve">ALEKSEY: Это нечестно, Ольга Петровна, и вы сами это знаете.</w:t>
+      </w:r>
+    </w:p>
+    <w:p>
+      <w:pPr>
+        <w:pStyle w:val="BodyText"/>
+      </w:pPr>
+      <w:r>
+        <w:t xml:space="preserve">OLGA: Нечестно — это рекламировать то, чего нет. А говорить «нет» — это моя работа по пункту четвёртому.</w:t>
+      </w:r>
+    </w:p>
+    <w:p>
+      <w:pPr>
+        <w:pStyle w:val="BodyText"/>
+      </w:pPr>
+      <w:r>
+        <w:t xml:space="preserve">ALEKSEY: А моя квартира — это чья работа? Ваша доля сохранится, если вы вернётесь в найм, по пункту шестому. А мой кредит не сохранится. Вам есть куда уходить, Ольга Петровна, а мне некуда, и вы это прекрасно понимаете.</w:t>
+      </w:r>
+    </w:p>
+    <w:p>
+      <w:pPr>
+        <w:pStyle w:val="BodyText"/>
+      </w:pPr>
+      <w:r>
+        <w:t xml:space="preserve">IRINA: Алексей, остановитесь. Вы сейчас говорите то, о чём потом пожалеете.</w:t>
+      </w:r>
+    </w:p>
+    <w:p>
+      <w:pPr>
+        <w:pStyle w:val="BodyText"/>
+      </w:pPr>
+      <w:r>
+        <w:t xml:space="preserve">OLGA: Нет, Ирина, пусть договорит до конца. Это очень интересно.</w:t>
+      </w:r>
+    </w:p>
+    <w:p>
+      <w:pPr>
+        <w:pStyle w:val="BodyText"/>
+      </w:pPr>
+      <w:r>
+        <w:t xml:space="preserve">ALEKSEY: Я всё сказал. Больше мне добавить нечего.</w:t>
+      </w:r>
+    </w:p>
+    <w:p>
+      <w:pPr>
+        <w:pStyle w:val="BodyText"/>
+      </w:pPr>
+      <w:r>
+        <w:t xml:space="preserve">OLGA: Тогда договорю я. Я отказалась от зарплаты на год, плачу компании двести тысяч в месяц и курю на вашем балконе в минус двадцать. Но вы правы: мне действительно есть куда уходить.</w:t>
+      </w:r>
+    </w:p>
+    <w:p>
+      <w:pPr>
+        <w:pStyle w:val="BodyText"/>
+      </w:pPr>
+      <w:r>
+        <w:t xml:space="preserve">ALEKSEY: Ольга Петровна, я совсем не это имел в виду…</w:t>
+      </w:r>
+    </w:p>
+    <w:p>
+      <w:pPr>
+        <w:pStyle w:val="BodyText"/>
+      </w:pPr>
+      <w:r>
+        <w:t xml:space="preserve">OLGA: Именно это. Я иду на балкон, одна. И не ходите за мной, пожалуйста.</w:t>
+      </w:r>
+    </w:p>
+    <w:p>
+      <w:pPr>
+        <w:pStyle w:val="BodyText"/>
+      </w:pPr>
+      <w:r>
+        <w:t xml:space="preserve">IRINA: Ну что, вы довольны тем, что сейчас сделали?</w:t>
+      </w:r>
+    </w:p>
+    <w:p>
+      <w:pPr>
+        <w:pStyle w:val="BodyText"/>
+      </w:pPr>
+      <w:r>
+        <w:t xml:space="preserve">ALEKSEY: Нет, не доволен. Я пойду, мне нужно подышать воздухом.</w:t>
+      </w:r>
+    </w:p>
+    <w:p>
+      <w:pPr>
+        <w:pStyle w:val="BodyText"/>
+      </w:pPr>
+      <w:r>
+        <w:t xml:space="preserve">IRINA: И куда же вы пойдёте? Скажите хотя бы это.</w:t>
+      </w:r>
+    </w:p>
+    <w:p>
+      <w:pPr>
+        <w:pStyle w:val="BodyText"/>
+      </w:pPr>
+      <w:r>
+        <w:t xml:space="preserve">ALEKSEY: В субботу инвентаризация, папа будет на складе. Я поеду туда вместе с ним.</w:t>
+      </w:r>
+    </w:p>
+    <w:p>
+      <w:pPr>
+        <w:pStyle w:val="BodyText"/>
+      </w:pPr>
+      <w:r>
+        <w:t xml:space="preserve">IRINA: Только не исчезайте на пять дней. Это тоже кассовый разрыв, только в людях.</w:t>
       </w:r>
     </w:p>
     <w:bookmarkEnd w:id="22"/>
@@ -820,207 +820,207 @@
         <w:pStyle w:val="FirstParagraph"/>
       </w:pPr>
       <w:r>
-        <w:t xml:space="preserve">NIKOLAY: Триста пятьдесят коробок. Номер двести двенадцать — на месте. С тех пор держу его в уме.</w:t>
-      </w:r>
-    </w:p>
-    <w:p>
-      <w:pPr>
-        <w:pStyle w:val="BodyText"/>
-      </w:pPr>
-      <w:r>
-        <w:t xml:space="preserve">ALEKSEY: Папа, ты считаешь девятый раз. Они никуда не денутся.</w:t>
-      </w:r>
-    </w:p>
-    <w:p>
-      <w:pPr>
-        <w:pStyle w:val="BodyText"/>
-      </w:pPr>
-      <w:r>
-        <w:t xml:space="preserve">NIKOLAY: Восьмой. И денутся, если не считать. Ты что такой хмурый с вокзала?</w:t>
-      </w:r>
-    </w:p>
-    <w:p>
-      <w:pPr>
-        <w:pStyle w:val="BodyText"/>
-      </w:pPr>
-      <w:r>
-        <w:t xml:space="preserve">ALEKSEY: Поругался с Ольгой Петровной. Сказал лишнее. Про квартиру.</w:t>
-      </w:r>
-    </w:p>
-    <w:p>
-      <w:pPr>
-        <w:pStyle w:val="BodyText"/>
-      </w:pPr>
-      <w:r>
-        <w:t xml:space="preserve">NIKOLAY: Про квартиру? Что именно?</w:t>
-      </w:r>
-    </w:p>
-    <w:p>
-      <w:pPr>
-        <w:pStyle w:val="BodyText"/>
-      </w:pPr>
-      <w:r>
-        <w:t xml:space="preserve">ALEKSEY: Что ей есть куда уходить, а мне — нет.</w:t>
-      </w:r>
-    </w:p>
-    <w:p>
-      <w:pPr>
-        <w:pStyle w:val="BodyText"/>
-      </w:pPr>
-      <w:r>
-        <w:t xml:space="preserve">NIKOLAY: Ниже пояса. Она с тобой без зарплаты?</w:t>
-      </w:r>
-    </w:p>
-    <w:p>
-      <w:pPr>
-        <w:pStyle w:val="BodyText"/>
-      </w:pPr>
-      <w:r>
-        <w:t xml:space="preserve">ALEKSEY: С декабря. И платит компании из своих денег.</w:t>
-      </w:r>
-    </w:p>
-    <w:p>
-      <w:pPr>
-        <w:pStyle w:val="BodyText"/>
-      </w:pPr>
-      <w:r>
-        <w:t xml:space="preserve">NIKOLAY: Тогда ты ударил человека, который держит твою крышу. В девяносто восьмом директор кричал на мастеров, которые работали за консервы. Через месяц лучшие ушли. Они не обиделись. Они просто поняли, кем их считают.</w:t>
-      </w:r>
-    </w:p>
-    <w:p>
-      <w:pPr>
-        <w:pStyle w:val="BodyText"/>
-      </w:pPr>
-      <w:r>
-        <w:t xml:space="preserve">ALEKSEY: Я не считаю её… Я испугался. Сентябрь, эксклюзив, кредит.</w:t>
-      </w:r>
-    </w:p>
-    <w:p>
-      <w:pPr>
-        <w:pStyle w:val="BodyText"/>
-      </w:pPr>
-      <w:r>
-        <w:t xml:space="preserve">NIKOLAY: Испугался — и ударил того, кто рядом. Обычное дело. Только исправлять надо не обычно.</w:t>
-      </w:r>
-    </w:p>
-    <w:p>
-      <w:pPr>
-        <w:pStyle w:val="BodyText"/>
-      </w:pPr>
-      <w:r>
-        <w:t xml:space="preserve">RUSTAM: Николай Петрович, доброе утро! Опять считаете? Сколько у вас?</w:t>
-      </w:r>
-    </w:p>
-    <w:p>
-      <w:pPr>
-        <w:pStyle w:val="BodyText"/>
-      </w:pPr>
-      <w:r>
-        <w:t xml:space="preserve">NIKOLAY: Триста пятьдесят, Рустам. Все на месте. Двести двенадцатая — тоже.</w:t>
-      </w:r>
-    </w:p>
-    <w:p>
-      <w:pPr>
-        <w:pStyle w:val="BodyText"/>
-      </w:pPr>
-      <w:r>
-        <w:t xml:space="preserve">RUSTAM: Алексей Николаевич, можно вас на минуту? Я давно хотел сказать.</w:t>
-      </w:r>
-    </w:p>
-    <w:p>
-      <w:pPr>
-        <w:pStyle w:val="BodyText"/>
-      </w:pPr>
-      <w:r>
-        <w:t xml:space="preserve">ALEKSEY: Говорите, Рустам.</w:t>
-      </w:r>
-    </w:p>
-    <w:p>
-      <w:pPr>
-        <w:pStyle w:val="BodyText"/>
-      </w:pPr>
-      <w:r>
-        <w:t xml:space="preserve">RUSTAM: Зимой ко мне приходил водитель одного человека. Курили, болтали. Я рассказал про ваш склад. Не думал, что это важно. Потом узнал, кто его хозяин. Стас. Мне стыдно. Двадцать лет работаю — такого не было.</w:t>
-      </w:r>
-    </w:p>
-    <w:p>
-      <w:pPr>
-        <w:pStyle w:val="BodyText"/>
-      </w:pPr>
-      <w:r>
-        <w:t xml:space="preserve">ALEKSEY: Я знал, Рустам. С декабря.</w:t>
-      </w:r>
-    </w:p>
-    <w:p>
-      <w:pPr>
-        <w:pStyle w:val="BodyText"/>
-      </w:pPr>
-      <w:r>
-        <w:t xml:space="preserve">RUSTAM: Знали? И молчали? Почему не пожаловались моему начальству?</w:t>
-      </w:r>
-    </w:p>
-    <w:p>
-      <w:pPr>
-        <w:pStyle w:val="BodyText"/>
-      </w:pPr>
-      <w:r>
-        <w:t xml:space="preserve">ALEKSEY: Потому что вы двадцать лет храните чужие коробки честно. Одна ошибка — не причина.</w:t>
-      </w:r>
-    </w:p>
-    <w:p>
-      <w:pPr>
-        <w:pStyle w:val="BodyText"/>
-      </w:pPr>
-      <w:r>
-        <w:t xml:space="preserve">RUSTAM: Водитель больше не приходит. Я сказал: курить — у себя на складе. Не у меня.</w:t>
-      </w:r>
-    </w:p>
-    <w:p>
-      <w:pPr>
-        <w:pStyle w:val="BodyText"/>
-      </w:pPr>
-      <w:r>
-        <w:t xml:space="preserve">NIKOLAY: Рустам пришёл сам. Через полгода, но сам. А ты своё «прости» скажешь через полгода?</w:t>
-      </w:r>
-    </w:p>
-    <w:p>
-      <w:pPr>
-        <w:pStyle w:val="BodyText"/>
-      </w:pPr>
-      <w:r>
-        <w:t xml:space="preserve">ALEKSEY: В понедельник. Утром. Лично.</w:t>
-      </w:r>
-    </w:p>
-    <w:p>
-      <w:pPr>
-        <w:pStyle w:val="BodyText"/>
-      </w:pPr>
-      <w:r>
-        <w:t xml:space="preserve">NIKOLAY: Правильно. Не письмом. Письма ты теперь пишешь без прилагательных, а извинение без прилагательных не работает.</w:t>
-      </w:r>
-    </w:p>
-    <w:p>
-      <w:pPr>
-        <w:pStyle w:val="BodyText"/>
-      </w:pPr>
-      <w:r>
-        <w:t xml:space="preserve">ALEKSEY: А про сентябрь? Что делать с Сеулом?</w:t>
-      </w:r>
-    </w:p>
-    <w:p>
-      <w:pPr>
-        <w:pStyle w:val="BodyText"/>
-      </w:pPr>
-      <w:r>
-        <w:t xml:space="preserve">NIKOLAY: Деталь, которую торопят, идёт в брак. Мастер, который торопится, портит не одну деталь, а всю партию. Хороший мастер знает: время станка — это тоже работа. Ты сейчас не стоишь. Ты точишь.</w:t>
-      </w:r>
-    </w:p>
-    <w:p>
-      <w:pPr>
-        <w:pStyle w:val="BodyText"/>
-      </w:pPr>
-      <w:r>
-        <w:t xml:space="preserve">ALEKSEY: Красиво, папа. Но Сеул не станок.</w:t>
+        <w:t xml:space="preserve">NIKOLAY: Триста пятьдесят коробок, и номер двести двенадцать на месте. С тех пор я всегда держу его в уме.</w:t>
+      </w:r>
+    </w:p>
+    <w:p>
+      <w:pPr>
+        <w:pStyle w:val="BodyText"/>
+      </w:pPr>
+      <w:r>
+        <w:t xml:space="preserve">ALEKSEY: Пап, ты считаешь уже девятый раз. Они никуда не денутся.</w:t>
+      </w:r>
+    </w:p>
+    <w:p>
+      <w:pPr>
+        <w:pStyle w:val="BodyText"/>
+      </w:pPr>
+      <w:r>
+        <w:t xml:space="preserve">NIKOLAY: Восьмой. И денутся, если их не считать. А ты почему такой хмурый с самого вокзала?</w:t>
+      </w:r>
+    </w:p>
+    <w:p>
+      <w:pPr>
+        <w:pStyle w:val="BodyText"/>
+      </w:pPr>
+      <w:r>
+        <w:t xml:space="preserve">ALEKSEY: Я поругался с Ольгой Петровной и сказал лишнее. Про квартиру.</w:t>
+      </w:r>
+    </w:p>
+    <w:p>
+      <w:pPr>
+        <w:pStyle w:val="BodyText"/>
+      </w:pPr>
+      <w:r>
+        <w:t xml:space="preserve">NIKOLAY: Про квартиру? А что именно ты ей сказал?</w:t>
+      </w:r>
+    </w:p>
+    <w:p>
+      <w:pPr>
+        <w:pStyle w:val="BodyText"/>
+      </w:pPr>
+      <w:r>
+        <w:t xml:space="preserve">ALEKSEY: Что ей есть куда уходить, а мне некуда.</w:t>
+      </w:r>
+    </w:p>
+    <w:p>
+      <w:pPr>
+        <w:pStyle w:val="BodyText"/>
+      </w:pPr>
+      <w:r>
+        <w:t xml:space="preserve">NIKOLAY: Это ниже пояса. Она ведь работает с тобой без зарплаты?</w:t>
+      </w:r>
+    </w:p>
+    <w:p>
+      <w:pPr>
+        <w:pStyle w:val="BodyText"/>
+      </w:pPr>
+      <w:r>
+        <w:t xml:space="preserve">ALEKSEY: Да, с декабря. И ещё платит компании из своих собственных денег.</w:t>
+      </w:r>
+    </w:p>
+    <w:p>
+      <w:pPr>
+        <w:pStyle w:val="BodyText"/>
+      </w:pPr>
+      <w:r>
+        <w:t xml:space="preserve">NIKOLAY: Тогда ты ударил человека, который держит твою крышу. В девяносто восьмом наш директор кричал на мастеров, которые работали за консервы. Через месяц лучшие ушли. Они не обиделись, они просто поняли, кем их считают.</w:t>
+      </w:r>
+    </w:p>
+    <w:p>
+      <w:pPr>
+        <w:pStyle w:val="BodyText"/>
+      </w:pPr>
+      <w:r>
+        <w:t xml:space="preserve">ALEKSEY: Но я её так не считаю… Я просто испугался: сентябрь, эксклюзив, кредит.</w:t>
+      </w:r>
+    </w:p>
+    <w:p>
+      <w:pPr>
+        <w:pStyle w:val="BodyText"/>
+      </w:pPr>
+      <w:r>
+        <w:t xml:space="preserve">NIKOLAY: Испугался и ударил того, кто рядом. Это обычное дело, только исправлять его надо необычно.</w:t>
+      </w:r>
+    </w:p>
+    <w:p>
+      <w:pPr>
+        <w:pStyle w:val="BodyText"/>
+      </w:pPr>
+      <w:r>
+        <w:t xml:space="preserve">RUSTAM: Николай Петрович, доброе утро! Опять считаете? Ну и сколько у вас сегодня получилось?</w:t>
+      </w:r>
+    </w:p>
+    <w:p>
+      <w:pPr>
+        <w:pStyle w:val="BodyText"/>
+      </w:pPr>
+      <w:r>
+        <w:t xml:space="preserve">NIKOLAY: Триста пятьдесят, Рустам, все на месте. Двести двенадцатая тоже.</w:t>
+      </w:r>
+    </w:p>
+    <w:p>
+      <w:pPr>
+        <w:pStyle w:val="BodyText"/>
+      </w:pPr>
+      <w:r>
+        <w:t xml:space="preserve">RUSTAM: Алексей Николаевич, можно вас на минуту? Я давно хотел вам кое-что сказать.</w:t>
+      </w:r>
+    </w:p>
+    <w:p>
+      <w:pPr>
+        <w:pStyle w:val="BodyText"/>
+      </w:pPr>
+      <w:r>
+        <w:t xml:space="preserve">ALEKSEY: Конечно, говорите, Рустам. Я вас внимательно слушаю.</w:t>
+      </w:r>
+    </w:p>
+    <w:p>
+      <w:pPr>
+        <w:pStyle w:val="BodyText"/>
+      </w:pPr>
+      <w:r>
+        <w:t xml:space="preserve">RUSTAM: Зимой ко мне приходил водитель одного человека. Мы курили, болтали, и я рассказал ему про ваш склад, не думал, что это важно. Потом я узнал, кто его хозяин: Стас. Мне очень стыдно, потому что за двадцать лет такого со мной не было.</w:t>
+      </w:r>
+    </w:p>
+    <w:p>
+      <w:pPr>
+        <w:pStyle w:val="BodyText"/>
+      </w:pPr>
+      <w:r>
+        <w:t xml:space="preserve">ALEKSEY: Я знал об этом, Рустам, ещё с декабря.</w:t>
+      </w:r>
+    </w:p>
+    <w:p>
+      <w:pPr>
+        <w:pStyle w:val="BodyText"/>
+      </w:pPr>
+      <w:r>
+        <w:t xml:space="preserve">RUSTAM: Знали? И молчали? А почему вы не пожаловались моему начальству?</w:t>
+      </w:r>
+    </w:p>
+    <w:p>
+      <w:pPr>
+        <w:pStyle w:val="BodyText"/>
+      </w:pPr>
+      <w:r>
+        <w:t xml:space="preserve">ALEKSEY: Потому что вы двадцать лет честно храните чужие коробки. Одна ошибка — это не причина.</w:t>
+      </w:r>
+    </w:p>
+    <w:p>
+      <w:pPr>
+        <w:pStyle w:val="BodyText"/>
+      </w:pPr>
+      <w:r>
+        <w:t xml:space="preserve">RUSTAM: Этот водитель больше не приходит. Я сказал ему: курить — у себя на складе, а не у меня.</w:t>
+      </w:r>
+    </w:p>
+    <w:p>
+      <w:pPr>
+        <w:pStyle w:val="BodyText"/>
+      </w:pPr>
+      <w:r>
+        <w:t xml:space="preserve">NIKOLAY: Видишь, Рустам пришёл сам, через полгода, но сам. А ты своё «прости» скажешь тоже через полгода?</w:t>
+      </w:r>
+    </w:p>
+    <w:p>
+      <w:pPr>
+        <w:pStyle w:val="BodyText"/>
+      </w:pPr>
+      <w:r>
+        <w:t xml:space="preserve">ALEKSEY: Нет, в понедельник утром, лично, глядя ей в глаза.</w:t>
+      </w:r>
+    </w:p>
+    <w:p>
+      <w:pPr>
+        <w:pStyle w:val="BodyText"/>
+      </w:pPr>
+      <w:r>
+        <w:t xml:space="preserve">NIKOLAY: Правильно, не письмом. Письма ты теперь пишешь без прилагательных, а извинение без прилагательных не работает.</w:t>
+      </w:r>
+    </w:p>
+    <w:p>
+      <w:pPr>
+        <w:pStyle w:val="BodyText"/>
+      </w:pPr>
+      <w:r>
+        <w:t xml:space="preserve">ALEKSEY: А что мне делать с сентябрём и с Сеулом? Об этом я тоже всё время думаю.</w:t>
+      </w:r>
+    </w:p>
+    <w:p>
+      <w:pPr>
+        <w:pStyle w:val="BodyText"/>
+      </w:pPr>
+      <w:r>
+        <w:t xml:space="preserve">NIKOLAY: Деталь, которую торопят, идёт в брак. Мастер, который торопится, портит не одну деталь, а всю партию. Хороший мастер знает: время станка — это тоже работа. Ты сейчас не стоишь, ты точишь, и это видно тем, кто понимает.</w:t>
+      </w:r>
+    </w:p>
+    <w:p>
+      <w:pPr>
+        <w:pStyle w:val="BodyText"/>
+      </w:pPr>
+      <w:r>
+        <w:t xml:space="preserve">ALEKSEY: Красиво сказано, пап. Но Сеул всё-таки не станок.</w:t>
       </w:r>
     </w:p>
     <w:p>
@@ -1036,7 +1036,7 @@
         <w:pStyle w:val="BodyText"/>
       </w:pPr>
       <w:r>
-        <w:t xml:space="preserve">ALEKSEY: Что президент пока на нашей стороне. Но отдел продаж давит.</w:t>
+        <w:t xml:space="preserve">ALEKSEY: Что президент пока на нашей стороне, но отдел продаж давит.</w:t>
       </w:r>
     </w:p>
     <w:p>
@@ -1052,7 +1052,7 @@
         <w:pStyle w:val="BodyText"/>
       </w:pPr>
       <w:r>
-        <w:t xml:space="preserve">RUSTAM: Николай Петрович, подпишите акт. Как всегда — «В-7»?</w:t>
+        <w:t xml:space="preserve">RUSTAM: Николай Петрович, подпишите, пожалуйста, акт. Как всегда, «В-7»?</w:t>
       </w:r>
     </w:p>
     <w:bookmarkEnd w:id="23"/>
@@ -1070,167 +1070,167 @@
         <w:pStyle w:val="FirstParagraph"/>
       </w:pPr>
       <w:r>
-        <w:t xml:space="preserve">ALEKSEY: Ольга Петровна, можно на балкон? Я без сигарет. С кофе. Для вас.</w:t>
-      </w:r>
-    </w:p>
-    <w:p>
-      <w:pPr>
-        <w:pStyle w:val="BodyText"/>
-      </w:pPr>
-      <w:r>
-        <w:t xml:space="preserve">OLGA: Капучино? Вы же теперь пьёте самый дешёвый.</w:t>
-      </w:r>
-    </w:p>
-    <w:p>
-      <w:pPr>
-        <w:pStyle w:val="BodyText"/>
-      </w:pPr>
-      <w:r>
-        <w:t xml:space="preserve">ALEKSEY: Себе — дешёвый. Вам — капучино. Ольга Петровна, простите меня. За квартиру и за пункт шестой.</w:t>
-      </w:r>
-    </w:p>
-    <w:p>
-      <w:pPr>
-        <w:pStyle w:val="BodyText"/>
-      </w:pPr>
-      <w:r>
-        <w:t xml:space="preserve">OLGA: Вы долго репетировали?</w:t>
-      </w:r>
-    </w:p>
-    <w:p>
-      <w:pPr>
-        <w:pStyle w:val="BodyText"/>
-      </w:pPr>
-      <w:r>
-        <w:t xml:space="preserve">ALEKSEY: С субботы. На складе. Папа сказал: извинение без прилагательных не работает. Поэтому скажу с прилагательными. Я был несправедлив, напуган и глуп. Вы — самый честный человек, которого я знаю в этой профессии.</w:t>
-      </w:r>
-    </w:p>
-    <w:p>
-      <w:pPr>
-        <w:pStyle w:val="BodyText"/>
-      </w:pPr>
-      <w:r>
-        <w:t xml:space="preserve">OLGA: «В этой профессии». Осторожно. Вы опять торопитесь с выводами.</w:t>
-      </w:r>
-    </w:p>
-    <w:p>
-      <w:pPr>
-        <w:pStyle w:val="BodyText"/>
-      </w:pPr>
-      <w:r>
-        <w:t xml:space="preserve">ALEKSEY: Хорошо. Вообще самый честный.</w:t>
-      </w:r>
-    </w:p>
-    <w:p>
-      <w:pPr>
-        <w:pStyle w:val="BodyText"/>
-      </w:pPr>
-      <w:r>
-        <w:t xml:space="preserve">OLGA: Принято. Теперь я скажу то, что не сказала в прошлый понедельник. Мне предложили работу.</w:t>
-      </w:r>
-    </w:p>
-    <w:p>
-      <w:pPr>
-        <w:pStyle w:val="BodyText"/>
-      </w:pPr>
-      <w:r>
-        <w:t xml:space="preserve">ALEKSEY: Работу? Кто?</w:t>
-      </w:r>
-    </w:p>
-    <w:p>
-      <w:pPr>
-        <w:pStyle w:val="BodyText"/>
-      </w:pPr>
-      <w:r>
-        <w:t xml:space="preserve">OLGA: Диагностическая компания. Мой клиент. Директор по регистрации. Триста пятьдесят тысяч. С первого июля.</w:t>
-      </w:r>
-    </w:p>
-    <w:p>
-      <w:pPr>
-        <w:pStyle w:val="BodyText"/>
-      </w:pPr>
-      <w:r>
-        <w:t xml:space="preserve">ALEKSEY: Триста пятьдесят. Это больше, чем мы вам когда-нибудь заплатим. В ближайшие два года — точно.</w:t>
-      </w:r>
-    </w:p>
-    <w:p>
-      <w:pPr>
-        <w:pStyle w:val="BodyText"/>
-      </w:pPr>
-      <w:r>
-        <w:t xml:space="preserve">OLGA: Я знаю. Ирина посчитала бы быстрее, но я тоже умею.</w:t>
-      </w:r>
-    </w:p>
-    <w:p>
-      <w:pPr>
-        <w:pStyle w:val="BodyText"/>
-      </w:pPr>
-      <w:r>
-        <w:t xml:space="preserve">ALEKSEY: Вы согласились?</w:t>
-      </w:r>
-    </w:p>
-    <w:p>
-      <w:pPr>
-        <w:pStyle w:val="BodyText"/>
-      </w:pPr>
-      <w:r>
-        <w:t xml:space="preserve">OLGA: Я не ответила. Они ждут до пятницы. Поэтому в прошлый понедельник ваши слова ударили. Вы сказали вслух то, что я думала ночью: мне есть куда уходить. А правда, сказанная со злостью, режет глубже.</w:t>
-      </w:r>
-    </w:p>
-    <w:p>
-      <w:pPr>
-        <w:pStyle w:val="BodyText"/>
-      </w:pPr>
-      <w:r>
-        <w:t xml:space="preserve">ALEKSEY: Что вы ответите?</w:t>
-      </w:r>
-    </w:p>
-    <w:p>
-      <w:pPr>
-        <w:pStyle w:val="BodyText"/>
-      </w:pPr>
-      <w:r>
-        <w:t xml:space="preserve">OLGA: Пока не знаю. Скажите мне одну причину остаться. Не про деньги. Деньги я посчитала.</w:t>
-      </w:r>
-    </w:p>
-    <w:p>
-      <w:pPr>
-        <w:pStyle w:val="BodyText"/>
-      </w:pPr>
-      <w:r>
-        <w:t xml:space="preserve">ALEKSEY: Одну причину. Назарова. Если будет второй круг, она будет спорить с вами, а не с новым регистратором. И удостоверение должно быть с вашей подписью, а не с чужой.</w:t>
-      </w:r>
-    </w:p>
-    <w:p>
-      <w:pPr>
-        <w:pStyle w:val="BodyText"/>
-      </w:pPr>
-      <w:r>
-        <w:t xml:space="preserve">OLGA: Это не причина. Это тщеславие. Но хорошее тщеславие. Ещё одну.</w:t>
-      </w:r>
-    </w:p>
-    <w:p>
-      <w:pPr>
-        <w:pStyle w:val="BodyText"/>
-      </w:pPr>
-      <w:r>
-        <w:t xml:space="preserve">ALEKSEY: Картонка. Пункт восьмой. Вы сказали адвокату: «Это его бабушка. Не спорьте». Вы первая её защитили.</w:t>
-      </w:r>
-    </w:p>
-    <w:p>
-      <w:pPr>
-        <w:pStyle w:val="BodyText"/>
-      </w:pPr>
-      <w:r>
-        <w:t xml:space="preserve">OLGA: Помню. Ладно. Я им откажу. Но с одним условием.</w:t>
-      </w:r>
-    </w:p>
-    <w:p>
-      <w:pPr>
-        <w:pStyle w:val="BodyText"/>
-      </w:pPr>
-      <w:r>
-        <w:t xml:space="preserve">ALEKSEY: Каким?</w:t>
+        <w:t xml:space="preserve">ALEKSEY: Ольга Петровна, можно к вам на балкон? Я без сигарет, но с кофе для вас.</w:t>
+      </w:r>
+    </w:p>
+    <w:p>
+      <w:pPr>
+        <w:pStyle w:val="BodyText"/>
+      </w:pPr>
+      <w:r>
+        <w:t xml:space="preserve">OLGA: Капучино? Вы же теперь пьёте самый дешёвый кофе в меню.</w:t>
+      </w:r>
+    </w:p>
+    <w:p>
+      <w:pPr>
+        <w:pStyle w:val="BodyText"/>
+      </w:pPr>
+      <w:r>
+        <w:t xml:space="preserve">ALEKSEY: Себе я беру дешёвый, а вам капучино. Ольга Петровна, простите меня за квартиру и за пункт шестой.</w:t>
+      </w:r>
+    </w:p>
+    <w:p>
+      <w:pPr>
+        <w:pStyle w:val="BodyText"/>
+      </w:pPr>
+      <w:r>
+        <w:t xml:space="preserve">OLGA: И долго вы репетировали эти слова, Алексей Николаевич?</w:t>
+      </w:r>
+    </w:p>
+    <w:p>
+      <w:pPr>
+        <w:pStyle w:val="BodyText"/>
+      </w:pPr>
+      <w:r>
+        <w:t xml:space="preserve">ALEKSEY: С субботы, на складе. Папа сказал, что извинение без прилагательных не работает. Поэтому скажу с прилагательными: я был несправедлив, напуган и глуп. А вы самый честный человек, которого я знаю в этой профессии.</w:t>
+      </w:r>
+    </w:p>
+    <w:p>
+      <w:pPr>
+        <w:pStyle w:val="BodyText"/>
+      </w:pPr>
+      <w:r>
+        <w:t xml:space="preserve">OLGA: «В этой профессии»? Осторожно, вы опять торопитесь с выводами.</w:t>
+      </w:r>
+    </w:p>
+    <w:p>
+      <w:pPr>
+        <w:pStyle w:val="BodyText"/>
+      </w:pPr>
+      <w:r>
+        <w:t xml:space="preserve">ALEKSEY: Хорошо, исправляюсь: вообще самый честный человек, которого я знаю.</w:t>
+      </w:r>
+    </w:p>
+    <w:p>
+      <w:pPr>
+        <w:pStyle w:val="BodyText"/>
+      </w:pPr>
+      <w:r>
+        <w:t xml:space="preserve">OLGA: Принято. А теперь я скажу то, что не сказала в прошлый понедельник: мне предложили работу.</w:t>
+      </w:r>
+    </w:p>
+    <w:p>
+      <w:pPr>
+        <w:pStyle w:val="BodyText"/>
+      </w:pPr>
+      <w:r>
+        <w:t xml:space="preserve">ALEKSEY: Работу? А кто вам её предложил, если не секрет?</w:t>
+      </w:r>
+    </w:p>
+    <w:p>
+      <w:pPr>
+        <w:pStyle w:val="BodyText"/>
+      </w:pPr>
+      <w:r>
+        <w:t xml:space="preserve">OLGA: Диагностическая компания, мой клиент. Директор по регистрации, триста пятьдесят тысяч, с первого июля.</w:t>
+      </w:r>
+    </w:p>
+    <w:p>
+      <w:pPr>
+        <w:pStyle w:val="BodyText"/>
+      </w:pPr>
+      <w:r>
+        <w:t xml:space="preserve">ALEKSEY: Триста пятьдесят… Это больше, чем мы вам когда-нибудь заплатим, по крайней мере в ближайшие два года.</w:t>
+      </w:r>
+    </w:p>
+    <w:p>
+      <w:pPr>
+        <w:pStyle w:val="BodyText"/>
+      </w:pPr>
+      <w:r>
+        <w:t xml:space="preserve">OLGA: Я знаю. Ирина посчитала бы быстрее, но я тоже умею считать.</w:t>
+      </w:r>
+    </w:p>
+    <w:p>
+      <w:pPr>
+        <w:pStyle w:val="BodyText"/>
+      </w:pPr>
+      <w:r>
+        <w:t xml:space="preserve">ALEKSEY: И что, вы уже согласились на их предложение?</w:t>
+      </w:r>
+    </w:p>
+    <w:p>
+      <w:pPr>
+        <w:pStyle w:val="BodyText"/>
+      </w:pPr>
+      <w:r>
+        <w:t xml:space="preserve">OLGA: Я ещё не ответила, они ждут до пятницы. Поэтому в прошлый понедельник ваши слова так ударили. Вы сказали вслух то, что я думала ночью: мне есть куда уходить. А правда, сказанная со злостью, режет глубже, чем любая ложь.</w:t>
+      </w:r>
+    </w:p>
+    <w:p>
+      <w:pPr>
+        <w:pStyle w:val="BodyText"/>
+      </w:pPr>
+      <w:r>
+        <w:t xml:space="preserve">ALEKSEY: И что вы им ответите? Вы уже решили?</w:t>
+      </w:r>
+    </w:p>
+    <w:p>
+      <w:pPr>
+        <w:pStyle w:val="BodyText"/>
+      </w:pPr>
+      <w:r>
+        <w:t xml:space="preserve">OLGA: Пока не знаю. Назовите мне одну причину остаться, но не про деньги. Деньги я уже посчитала.</w:t>
+      </w:r>
+    </w:p>
+    <w:p>
+      <w:pPr>
+        <w:pStyle w:val="BodyText"/>
+      </w:pPr>
+      <w:r>
+        <w:t xml:space="preserve">ALEKSEY: Одна причина — Назарова. Если будет второй круг, она будет спорить с вами, а не с новым регистратором. И удостоверение должно быть с вашей подписью, а не с чужой, потому что это ваша работа.</w:t>
+      </w:r>
+    </w:p>
+    <w:p>
+      <w:pPr>
+        <w:pStyle w:val="BodyText"/>
+      </w:pPr>
+      <w:r>
+        <w:t xml:space="preserve">OLGA: Это не причина, а тщеславие. Но хорошее тщеславие. Назовите ещё одну.</w:t>
+      </w:r>
+    </w:p>
+    <w:p>
+      <w:pPr>
+        <w:pStyle w:val="BodyText"/>
+      </w:pPr>
+      <w:r>
+        <w:t xml:space="preserve">ALEKSEY: Картонка и пункт восьмой. Вы сказали адвокату: «Это его бабушка, не спорьте». Вы первая её защитили.</w:t>
+      </w:r>
+    </w:p>
+    <w:p>
+      <w:pPr>
+        <w:pStyle w:val="BodyText"/>
+      </w:pPr>
+      <w:r>
+        <w:t xml:space="preserve">OLGA: Помню. Ладно, я им откажу. Но с одним условием.</w:t>
+      </w:r>
+    </w:p>
+    <w:p>
+      <w:pPr>
+        <w:pStyle w:val="BodyText"/>
+      </w:pPr>
+      <w:r>
+        <w:t xml:space="preserve">ALEKSEY: С каким условием? Я согласен на любое, только скажите.</w:t>
       </w:r>
     </w:p>
     <w:p>
@@ -1246,23 +1246,23 @@
         <w:pStyle w:val="BodyText"/>
       </w:pPr>
       <w:r>
-        <w:t xml:space="preserve">ALEKSEY: Разные адреса. Запомнил. Можно ещё одно? Без протоколов о намерениях — что мы покажем Сеулу?</w:t>
-      </w:r>
-    </w:p>
-    <w:p>
-      <w:pPr>
-        <w:pStyle w:val="BodyText"/>
-      </w:pPr>
-      <w:r>
-        <w:t xml:space="preserve">OLGA: Не Сеулу. Президенту Юну. Он инженер. Ему не нужны намерения. Ему нужно видеть, что мы готовы. Учебная программа, тренер, склад, протокол наблюдения. Покажите, как мы ждём.</w:t>
-      </w:r>
-    </w:p>
-    <w:p>
-      <w:pPr>
-        <w:pStyle w:val="BodyText"/>
-      </w:pPr>
-      <w:r>
-        <w:t xml:space="preserve">ALEKSEY: Папа сказал то же самое. Слово в слово. Вы с ним не сговаривались?</w:t>
+        <w:t xml:space="preserve">ALEKSEY: Разные адреса, запомнил. А можно ещё вопрос? Без протоколов о намерениях что мы покажем Сеулу?</w:t>
+      </w:r>
+    </w:p>
+    <w:p>
+      <w:pPr>
+        <w:pStyle w:val="BodyText"/>
+      </w:pPr>
+      <w:r>
+        <w:t xml:space="preserve">OLGA: Не Сеулу, а президенту Юну. Он инженер, и ему не нужны намерения. Ему нужно видеть, что мы готовы: учебная программа, тренер, склад, протокол наблюдения. Покажите ему, как мы ждём, и он поймёт.</w:t>
+      </w:r>
+    </w:p>
+    <w:p>
+      <w:pPr>
+        <w:pStyle w:val="BodyText"/>
+      </w:pPr>
+      <w:r>
+        <w:t xml:space="preserve">ALEKSEY: Папа сказал то же самое, слово в слово. Вы с ним случайно не сговаривались?</w:t>
       </w:r>
     </w:p>
     <w:bookmarkEnd w:id="24"/>
@@ -1280,79 +1280,79 @@
         <w:pStyle w:val="FirstParagraph"/>
       </w:pPr>
       <w:r>
-        <w:t xml:space="preserve">IRINA: Помирились? Я видела через окно. Капучино — хороший ход.</w:t>
-      </w:r>
-    </w:p>
-    <w:p>
-      <w:pPr>
-        <w:pStyle w:val="BodyText"/>
-      </w:pPr>
-      <w:r>
-        <w:t xml:space="preserve">ALEKSEY: Вы подсматривали.</w:t>
-      </w:r>
-    </w:p>
-    <w:p>
-      <w:pPr>
-        <w:pStyle w:val="BodyText"/>
-      </w:pPr>
-      <w:r>
-        <w:t xml:space="preserve">IRINA: Я аудитор. Я наблюдала. Теперь смотрите: новая вкладка. «Терпение».</w:t>
-      </w:r>
-    </w:p>
-    <w:p>
-      <w:pPr>
-        <w:pStyle w:val="BodyText"/>
-      </w:pPr>
-      <w:r>
-        <w:t xml:space="preserve">ALEKSEY: «Терпение»? В таблице?</w:t>
-      </w:r>
-    </w:p>
-    <w:p>
-      <w:pPr>
-        <w:pStyle w:val="BodyText"/>
-      </w:pPr>
-      <w:r>
-        <w:t xml:space="preserve">IRINA: Всё, что мы делаем, пока ждём. Каждая строка — дело, срок, ответственный. Ольга Петровна сказала: покажите Юну, как мы ждём. Я сделала это в Excel. Пятнадцать строк.</w:t>
-      </w:r>
-    </w:p>
-    <w:p>
-      <w:pPr>
-        <w:pStyle w:val="BodyText"/>
-      </w:pPr>
-      <w:r>
-        <w:t xml:space="preserve">ALEKSEY: Читайте первые три.</w:t>
-      </w:r>
-    </w:p>
-    <w:p>
-      <w:pPr>
-        <w:pStyle w:val="BodyText"/>
-      </w:pPr>
-      <w:r>
-        <w:t xml:space="preserve">IRINA: Первая: учебная программа с Корниловой — к августу. Вторая: план для корейского тренера. Третья: формы наблюдения в трёх клиниках. Четвёртая — ваша: каждую пятницу отчёт Доюну. На русском и с цифрами.</w:t>
-      </w:r>
-    </w:p>
-    <w:p>
-      <w:pPr>
-        <w:pStyle w:val="BodyText"/>
-      </w:pPr>
-      <w:r>
-        <w:t xml:space="preserve">ALEKSEY: Отчёт Доюну? Каждую пятницу?</w:t>
-      </w:r>
-    </w:p>
-    <w:p>
-      <w:pPr>
-        <w:pStyle w:val="BodyText"/>
-      </w:pPr>
-      <w:r>
-        <w:t xml:space="preserve">IRINA: Каждую. Пусть отдел продаж видит, что мы не спим. Ожидание без отчёта — это молчание.</w:t>
-      </w:r>
-    </w:p>
-    <w:p>
-      <w:pPr>
-        <w:pStyle w:val="BodyText"/>
-      </w:pPr>
-      <w:r>
-        <w:t xml:space="preserve">ALEKSEY: Хорошо. А пятнадцатая строка?</w:t>
+        <w:t xml:space="preserve">IRINA: Помирились? Я видела через окно. Капучино — это был хороший ход.</w:t>
+      </w:r>
+    </w:p>
+    <w:p>
+      <w:pPr>
+        <w:pStyle w:val="BodyText"/>
+      </w:pPr>
+      <w:r>
+        <w:t xml:space="preserve">ALEKSEY: Значит, вы за нами подсматривали, Ирина?</w:t>
+      </w:r>
+    </w:p>
+    <w:p>
+      <w:pPr>
+        <w:pStyle w:val="BodyText"/>
+      </w:pPr>
+      <w:r>
+        <w:t xml:space="preserve">IRINA: Я аудитор, поэтому я не подсматривала, а наблюдала. А теперь смотрите: у нас новая вкладка, «Терпение».</w:t>
+      </w:r>
+    </w:p>
+    <w:p>
+      <w:pPr>
+        <w:pStyle w:val="BodyText"/>
+      </w:pPr>
+      <w:r>
+        <w:t xml:space="preserve">ALEKSEY: «Терпение»? В таблице? Я такого ещё не видел.</w:t>
+      </w:r>
+    </w:p>
+    <w:p>
+      <w:pPr>
+        <w:pStyle w:val="BodyText"/>
+      </w:pPr>
+      <w:r>
+        <w:t xml:space="preserve">IRINA: Это всё, что мы делаем, пока ждём. В каждой строке дело, срок и ответственный. Ольга Петровна сказала: покажите Юну, как мы ждём. И я сделала это в Excel, получилось пятнадцать строк.</w:t>
+      </w:r>
+    </w:p>
+    <w:p>
+      <w:pPr>
+        <w:pStyle w:val="BodyText"/>
+      </w:pPr>
+      <w:r>
+        <w:t xml:space="preserve">ALEKSEY: Прочитайте, пожалуйста, первые три строки.</w:t>
+      </w:r>
+    </w:p>
+    <w:p>
+      <w:pPr>
+        <w:pStyle w:val="BodyText"/>
+      </w:pPr>
+      <w:r>
+        <w:t xml:space="preserve">IRINA: Первая: учебная программа с Корниловой к августу. Вторая: план для корейского тренера. Третья: формы наблюдения в трёх клиниках. А четвёртая ваша: каждую пятницу отчёт Доюну, на русском и с цифрами.</w:t>
+      </w:r>
+    </w:p>
+    <w:p>
+      <w:pPr>
+        <w:pStyle w:val="BodyText"/>
+      </w:pPr>
+      <w:r>
+        <w:t xml:space="preserve">ALEKSEY: Отчёт Доюну? Каждую пятницу, без исключений?</w:t>
+      </w:r>
+    </w:p>
+    <w:p>
+      <w:pPr>
+        <w:pStyle w:val="BodyText"/>
+      </w:pPr>
+      <w:r>
+        <w:t xml:space="preserve">IRINA: Каждую. Пусть отдел продаж видит, что мы не спим. Ожидание без отчёта — это просто молчание.</w:t>
+      </w:r>
+    </w:p>
+    <w:p>
+      <w:pPr>
+        <w:pStyle w:val="BodyText"/>
+      </w:pPr>
+      <w:r>
+        <w:t xml:space="preserve">ALEKSEY: Хорошо, согласен. А что написано в пятнадцатой строке?</w:t>
       </w:r>
     </w:p>
     <w:p>
@@ -1368,23 +1368,23 @@
         <w:pStyle w:val="BodyText"/>
       </w:pPr>
       <w:r>
-        <w:t xml:space="preserve">ALEKSEY: Это тоже в протокол?</w:t>
-      </w:r>
-    </w:p>
-    <w:p>
-      <w:pPr>
-        <w:pStyle w:val="BodyText"/>
-      </w:pPr>
-      <w:r>
-        <w:t xml:space="preserve">IRINA: Нет. Это только в таблицу. Таблицы я прощаю, протоколы — нет.</w:t>
-      </w:r>
-    </w:p>
-    <w:p>
-      <w:pPr>
-        <w:pStyle w:val="BodyText"/>
-      </w:pPr>
-      <w:r>
-        <w:t xml:space="preserve">ALEKSEY: Давайте по делу. Первая строка. Корнилова. Я звоню ей сейчас.</w:t>
+        <w:t xml:space="preserve">ALEKSEY: И это вы тоже запишете в протокол?</w:t>
+      </w:r>
+    </w:p>
+    <w:p>
+      <w:pPr>
+        <w:pStyle w:val="BodyText"/>
+      </w:pPr>
+      <w:r>
+        <w:t xml:space="preserve">IRINA: Нет, это только в таблицу. Таблицы я прощаю, а протоколы нет.</w:t>
+      </w:r>
+    </w:p>
+    <w:p>
+      <w:pPr>
+        <w:pStyle w:val="BodyText"/>
+      </w:pPr>
+      <w:r>
+        <w:t xml:space="preserve">ALEKSEY: Давайте по делу. Первая строка — Корнилова. Я звоню ей прямо сейчас.</w:t>
       </w:r>
     </w:p>
     <w:p>
@@ -2330,7 +2330,7 @@
         <w:t xml:space="preserve">“</w:t>
       </w:r>
       <w:r>
-        <w:t xml:space="preserve">Деталь, которую торопят, идёт в брак. Мастер, который торопится, портит не одну деталь, а всю партию. Хороший мастер знает: время станка — это тоже работа. Ты сейчас не стоишь. Ты точишь.</w:t>
+        <w:t xml:space="preserve">Деталь, которую торопят, идёт в брак. Мастер, который торопится, портит не одну деталь, а всю партию. Хороший мастер знает: время станка — это тоже работа. Ты сейчас не стоишь, ты точишь, и это видно тем, кто понимает.</w:t>
       </w:r>
       <w:r>
         <w:t xml:space="preserve">”</w:t>
@@ -2524,19 +2524,57 @@
               <w:jc w:val="left"/>
             </w:pPr>
             <w:r>
-              <w:t xml:space="preserve">Ты сейчас не стоишь. Ты точишь.</w:t>
-            </w:r>
-          </w:p>
-        </w:tc>
-        <w:tc>
-          <w:tcPr/>
-          <w:p>
-            <w:pPr>
-              <w:pStyle w:val="Compact"/>
-              <w:jc w:val="left"/>
-            </w:pPr>
-            <w:r>
-              <w:t xml:space="preserve">짧은 대구 — 동사 대조</w:t>
+              <w:t xml:space="preserve">Ты сейчас не стоишь, ты точишь,</w:t>
+            </w:r>
+          </w:p>
+        </w:tc>
+        <w:tc>
+          <w:tcPr/>
+          <w:p>
+            <w:pPr>
+              <w:pStyle w:val="Compact"/>
+              <w:jc w:val="left"/>
+            </w:pPr>
+            <w:r>
+              <w:t xml:space="preserve">동사 대조(멈추다/깎다)</w:t>
+            </w:r>
+          </w:p>
+        </w:tc>
+      </w:tr>
+      <w:tr>
+        <w:tc>
+          <w:tcPr/>
+          <w:p>
+            <w:pPr>
+              <w:pStyle w:val="Compact"/>
+              <w:jc w:val="left"/>
+            </w:pPr>
+            <w:r>
+              <w:t xml:space="preserve">⑤ 확인</w:t>
+            </w:r>
+          </w:p>
+        </w:tc>
+        <w:tc>
+          <w:tcPr/>
+          <w:p>
+            <w:pPr>
+              <w:pStyle w:val="Compact"/>
+              <w:jc w:val="left"/>
+            </w:pPr>
+            <w:r>
+              <w:t xml:space="preserve">и это видно тем, кто понимает.</w:t>
+            </w:r>
+          </w:p>
+        </w:tc>
+        <w:tc>
+          <w:tcPr/>
+          <w:p>
+            <w:pPr>
+              <w:pStyle w:val="Compact"/>
+              <w:jc w:val="left"/>
+            </w:pPr>
+            <w:r>
+              <w:t xml:space="preserve">видно + 여격 + тем, кто(~하는 사람들에게)</w:t>
             </w:r>
           </w:p>
         </w:tc>
@@ -2560,7 +2598,7 @@
         <w:t xml:space="preserve">“</w:t>
       </w:r>
       <w:r>
-        <w:t xml:space="preserve">X, который торопится, портит не…, а… Хороший … знает: … — это тоже работа. Ты не…, ты…</w:t>
+        <w:t xml:space="preserve">X, который торопится, портит не…, а… Хороший … знает: … — это тоже работа. Ты не…, ты…, и это видно тем, кто…</w:t>
       </w:r>
       <w:r>
         <w:t xml:space="preserve">”</w:t>
@@ -2579,7 +2617,7 @@
         <w:t xml:space="preserve"> </w:t>
       </w:r>
       <w:r>
-        <w:t xml:space="preserve">который · не…, а… · тоже</w:t>
+        <w:t xml:space="preserve">который · не…, а… · тоже · тем, кто(~하는 사람들에게)</w:t>
       </w:r>
       <w:r>
         <w:t xml:space="preserve"> </w:t>
@@ -2595,7 +2633,7 @@
         <w:t xml:space="preserve"> </w:t>
       </w:r>
       <w:r>
-        <w:t xml:space="preserve">지연을 답답해하는 동료에게 기다림의 의미를 설명하는 25~30단어 문장 만들기.</w:t>
+        <w:t xml:space="preserve">지연을 답답해하는 동료에게 기다림의 의미를 설명하는 30~50단어 발화 만들기.</w:t>
       </w:r>
     </w:p>
     <w:bookmarkEnd w:id="30"/>
@@ -3047,119 +3085,119 @@
         <w:pStyle w:val="FirstParagraph"/>
       </w:pPr>
       <w:r>
-        <w:t xml:space="preserve">알렉세이: 올가 페트로브나, 금요일로 영업일 30일이 지났어요. 결정은요?</w:t>
-      </w:r>
-    </w:p>
-    <w:p>
-      <w:pPr>
-        <w:pStyle w:val="BodyText"/>
-      </w:pPr>
-      <w:r>
-        <w:t xml:space="preserve">올가: 좋은 아침이에요, 알렉세이 니콜라예비치. 나도 반가워요.</w:t>
-      </w:r>
-    </w:p>
-    <w:p>
-      <w:pPr>
-        <w:pStyle w:val="BodyText"/>
-      </w:pPr>
-      <w:r>
-        <w:t xml:space="preserve">알렉세이: 죄송해요. 좋은 아침이에요. 결정은요?</w:t>
-      </w:r>
-    </w:p>
-    <w:p>
-      <w:pPr>
-        <w:pStyle w:val="BodyText"/>
-      </w:pPr>
-      <w:r>
-        <w:t xml:space="preserve">올가: 8시에 전화했어요. 상태: 「검토 중」. 어제도, 그제도 그랬죠.</w:t>
-      </w:r>
-    </w:p>
-    <w:p>
-      <w:pPr>
-        <w:pStyle w:val="BodyText"/>
-      </w:pPr>
-      <w:r>
-        <w:t xml:space="preserve">알렉세이: 그래도 기한이 30일이잖아요?</w:t>
-      </w:r>
-    </w:p>
-    <w:p>
-      <w:pPr>
-        <w:pStyle w:val="BodyText"/>
-      </w:pPr>
-      <w:r>
-        <w:t xml:space="preserve">올가: 30일은 심사관의 기한이에요. 그다음 기관장 서명, 그다음 명령. 1~2주 더 걸려요.</w:t>
-      </w:r>
-    </w:p>
-    <w:p>
-      <w:pPr>
-        <w:pStyle w:val="BodyText"/>
-      </w:pPr>
-      <w:r>
-        <w:t xml:space="preserve">알렉세이: 1~2주. 5월에도 그렇게 말씀하셨어요.</w:t>
-      </w:r>
-    </w:p>
-    <w:p>
-      <w:pPr>
-        <w:pStyle w:val="BodyText"/>
-      </w:pPr>
-      <w:r>
-        <w:t xml:space="preserve">올가: 5월엔 「30일까지」라고 했어요. 다른 얘기예요.</w:t>
-      </w:r>
-    </w:p>
-    <w:p>
-      <w:pPr>
-        <w:pStyle w:val="BodyText"/>
-      </w:pPr>
-      <w:r>
-        <w:t xml:space="preserve">이리나: 좋은 아침이에요. 목소리만 들어도 결정이 없다는 걸 알겠네요.</w:t>
-      </w:r>
-    </w:p>
-    <w:p>
-      <w:pPr>
-        <w:pStyle w:val="BodyText"/>
-      </w:pPr>
-      <w:r>
-        <w:t xml:space="preserve">알렉세이: 없어요. 그리고 도윤이 토요일에 전화했어요. 서울 소식이에요.</w:t>
-      </w:r>
-    </w:p>
-    <w:p>
-      <w:pPr>
-        <w:pStyle w:val="BodyText"/>
-      </w:pPr>
-      <w:r>
-        <w:t xml:space="preserve">이리나: 나쁜 거예요?</w:t>
-      </w:r>
-    </w:p>
-    <w:p>
-      <w:pPr>
-        <w:pStyle w:val="BodyText"/>
-      </w:pPr>
-      <w:r>
-        <w:t xml:space="preserve">알렉세이: 영업 부서가 독점권 문제를 이사회 안건으로 올렸어요. 8월에.</w:t>
-      </w:r>
-    </w:p>
-    <w:p>
-      <w:pPr>
-        <w:pStyle w:val="BodyText"/>
-      </w:pPr>
-      <w:r>
-        <w:t xml:space="preserve">올가: 3년 독점이에요. 서명했잖아요. 그냥 그럴 순 없어요.</w:t>
-      </w:r>
-    </w:p>
-    <w:p>
-      <w:pPr>
-        <w:pStyle w:val="BodyText"/>
-      </w:pPr>
-      <w:r>
-        <w:t xml:space="preserve">알렉세이: 할 수 있어요. 12항: 「1년간 판매가 없을 경우 양 당사자는 조건을 재검토한다」.</w:t>
-      </w:r>
-    </w:p>
-    <w:p>
-      <w:pPr>
-        <w:pStyle w:val="BodyText"/>
-      </w:pPr>
-      <w:r>
-        <w:t xml:space="preserve">이리나: 그 조항 기억해요. 제가 읽었어요. 1년은 납품일부터. 9월이에요.</w:t>
+        <w:t xml:space="preserve">알렉세이: 올가 페트로브나, 영업일 30일이 이미 금요일에 지났어요. 결정은 대체 어디 있어요?</w:t>
+      </w:r>
+    </w:p>
+    <w:p>
+      <w:pPr>
+        <w:pStyle w:val="BodyText"/>
+      </w:pPr>
+      <w:r>
+        <w:t xml:space="preserve">올가: 좋은 아침이에요, 알렉세이 니콜라예비치. 나도 당신을 봐서 아주 반가워요.</w:t>
+      </w:r>
+    </w:p>
+    <w:p>
+      <w:pPr>
+        <w:pStyle w:val="BodyText"/>
+      </w:pPr>
+      <w:r>
+        <w:t xml:space="preserve">알렉세이: 죄송해요, 좋은 아침이에요. 그런데 그래도 결정은 어디 있어요?</w:t>
+      </w:r>
+    </w:p>
+    <w:p>
+      <w:pPr>
+        <w:pStyle w:val="BodyText"/>
+      </w:pPr>
+      <w:r>
+        <w:t xml:space="preserve">올가: 8시에 전화했어요. 상태는 그대로예요. 어제도 그제도 그랬듯이 「검토 중」.</w:t>
+      </w:r>
+    </w:p>
+    <w:p>
+      <w:pPr>
+        <w:pStyle w:val="BodyText"/>
+      </w:pPr>
+      <w:r>
+        <w:t xml:space="preserve">알렉세이: 하지만 검토 기한은 30일이잖아요, 아니에요?</w:t>
+      </w:r>
+    </w:p>
+    <w:p>
+      <w:pPr>
+        <w:pStyle w:val="BodyText"/>
+      </w:pPr>
+      <w:r>
+        <w:t xml:space="preserve">올가: 30일은 심사관의 기한이에요. 그다음 기관장 서명과 명령이 있고, 그게 또 1~2주 걸려요.</w:t>
+      </w:r>
+    </w:p>
+    <w:p>
+      <w:pPr>
+        <w:pStyle w:val="BodyText"/>
+      </w:pPr>
+      <w:r>
+        <w:t xml:space="preserve">알렉세이: 1~2주라… 5월에도 똑같은 말씀을 하셨잖아요.</w:t>
+      </w:r>
+    </w:p>
+    <w:p>
+      <w:pPr>
+        <w:pStyle w:val="BodyText"/>
+      </w:pPr>
+      <w:r>
+        <w:t xml:space="preserve">올가: 5월엔 「30일」이 아니라 「30일까지」라고 했어요. 그건 다른 얘기예요.</w:t>
+      </w:r>
+    </w:p>
+    <w:p>
+      <w:pPr>
+        <w:pStyle w:val="BodyText"/>
+      </w:pPr>
+      <w:r>
+        <w:t xml:space="preserve">이리나: 좋은 아침이에요. 목소리만 들어도 아직 결정이 없다는 걸 알겠네요.</w:t>
+      </w:r>
+    </w:p>
+    <w:p>
+      <w:pPr>
+        <w:pStyle w:val="BodyText"/>
+      </w:pPr>
+      <w:r>
+        <w:t xml:space="preserve">알렉세이: 없어요. 게다가 토요일에 도윤이 전화했는데, 서울 소식이 있어요.</w:t>
+      </w:r>
+    </w:p>
+    <w:p>
+      <w:pPr>
+        <w:pStyle w:val="BodyText"/>
+      </w:pPr>
+      <w:r>
+        <w:t xml:space="preserve">이리나: 나쁜 소식이에요? 얼굴을 보니 좋은 건 기대 안 할게요.</w:t>
+      </w:r>
+    </w:p>
+    <w:p>
+      <w:pPr>
+        <w:pStyle w:val="BodyText"/>
+      </w:pPr>
+      <w:r>
+        <w:t xml:space="preserve">알렉세이: 영업부가 독점권 문제를 8월 이사회 안건으로 올렸어요.</w:t>
+      </w:r>
+    </w:p>
+    <w:p>
+      <w:pPr>
+        <w:pStyle w:val="BodyText"/>
+      </w:pPr>
+      <w:r>
+        <w:t xml:space="preserve">올가: 하지만 독점은 3년이고, 우린 계약서에 서명했어요. 그렇게 쉽게 뺏을 수는 없어요.</w:t>
+      </w:r>
+    </w:p>
+    <w:p>
+      <w:pPr>
+        <w:pStyle w:val="BodyText"/>
+      </w:pPr>
+      <w:r>
+        <w:t xml:space="preserve">알렉세이: 할 수 있어요. 12항: 「1년간 판매가 없을 경우 양측은 조건을 재검토한다.」</w:t>
+      </w:r>
+    </w:p>
+    <w:p>
+      <w:pPr>
+        <w:pStyle w:val="BodyText"/>
+      </w:pPr>
+      <w:r>
+        <w:t xml:space="preserve">이리나: 그 조항 기억해요, 읽었어요. 1년은 납품일부터 세니까, 9월까지예요.</w:t>
       </w:r>
     </w:p>
     <w:bookmarkEnd w:id="33"/>
@@ -3177,55 +3215,55 @@
         <w:pStyle w:val="FirstParagraph"/>
       </w:pPr>
       <w:r>
-        <w:t xml:space="preserve">알렉세이: 그거예요. 9월. 9월까지 판매가 없으면 서울이 독점권을 뺏을 수 있어요. 우린 시간이 없어요.</w:t>
-      </w:r>
-    </w:p>
-    <w:p>
-      <w:pPr>
-        <w:pStyle w:val="BodyText"/>
-      </w:pPr>
-      <w:r>
-        <w:t xml:space="preserve">올가: 팔 시간은 없죠. 하지만 등록할 시간은 있어요. 운이 좋으면 — 7월에.</w:t>
-      </w:r>
-    </w:p>
-    <w:p>
-      <w:pPr>
-        <w:pStyle w:val="BodyText"/>
-      </w:pPr>
-      <w:r>
-        <w:t xml:space="preserve">알렉세이: 운이 좋으면요. 안 좋으면요? 이사회에 뭔가 보여 줘야 해요. 약속 말고. 숫자요.</w:t>
-      </w:r>
-    </w:p>
-    <w:p>
-      <w:pPr>
-        <w:pStyle w:val="BodyText"/>
-      </w:pPr>
-      <w:r>
-        <w:t xml:space="preserve">이리나: 등록 없이 무슨 숫자를 보여 줄 수 있어요?</w:t>
-      </w:r>
-    </w:p>
-    <w:p>
-      <w:pPr>
-        <w:pStyle w:val="BodyText"/>
-      </w:pPr>
-      <w:r>
-        <w:t xml:space="preserve">알렉세이: 의향서요. 클리닉 스무 곳. 알리나가 열 곳, 코르닐로바가 열다섯 곳을 알아요. 돈도, 납품도 없이. 서명만: 「등록 후 연간 주사기 ○개를 구매할 의향이 있음」. 시장이 기다린다는 걸 서울에 보여 줄 수 있어요.</w:t>
-      </w:r>
-    </w:p>
-    <w:p>
-      <w:pPr>
-        <w:pStyle w:val="BodyText"/>
-      </w:pPr>
-      <w:r>
-        <w:t xml:space="preserve">올가: 안 돼요.</w:t>
-      </w:r>
-    </w:p>
-    <w:p>
-      <w:pPr>
-        <w:pStyle w:val="BodyText"/>
-      </w:pPr>
-      <w:r>
-        <w:t xml:space="preserve">알렉세이: 왜 바로 「안 돼요」예요? 생각도 안 하셨잖아요.</w:t>
+        <w:t xml:space="preserve">알렉세이: 바로 그거예요, 9월. 9월까지 판매가 없으면 서울이 독점을 가져갈 수 있어요. 그런데 우린 시간이 없어요.</w:t>
+      </w:r>
+    </w:p>
+    <w:p>
+      <w:pPr>
+        <w:pStyle w:val="BodyText"/>
+      </w:pPr>
+      <w:r>
+        <w:t xml:space="preserve">올가: 판매는 못 맞추지만 등록은 맞출 수 있어요. 운이 좋으면 7월에요.</w:t>
+      </w:r>
+    </w:p>
+    <w:p>
+      <w:pPr>
+        <w:pStyle w:val="BodyText"/>
+      </w:pPr>
+      <w:r>
+        <w:t xml:space="preserve">알렉세이: 운이 좋으면요. 안 좋으면요? 이사회에 뭔가 보여 줘야 해요. 약속이 아니라 숫자로요.</w:t>
+      </w:r>
+    </w:p>
+    <w:p>
+      <w:pPr>
+        <w:pStyle w:val="BodyText"/>
+      </w:pPr>
+      <w:r>
+        <w:t xml:space="preserve">이리나: 등록도 없는데 대체 어떤 숫자를 보여 줄 수 있어요?</w:t>
+      </w:r>
+    </w:p>
+    <w:p>
+      <w:pPr>
+        <w:pStyle w:val="BodyText"/>
+      </w:pPr>
+      <w:r>
+        <w:t xml:space="preserve">알렉세이: 클리닉 스무 곳의 의향서요. 알리나가 열 곳, 코르닐로바가 열다섯 곳을 알아요. 돈도 납품도 없이 서명만요: 「등록 후 연간 주사기 ○개를 구매할 의향이 있음.」 시장이 우릴 기다린다는 걸 서울에 보여 줄 수 있어요.</w:t>
+      </w:r>
+    </w:p>
+    <w:p>
+      <w:pPr>
+        <w:pStyle w:val="BodyText"/>
+      </w:pPr>
+      <w:r>
+        <w:t xml:space="preserve">올가: 안 돼요. 논의할 것도 없어요, 알렉세이 니콜라예비치.</w:t>
+      </w:r>
+    </w:p>
+    <w:p>
+      <w:pPr>
+        <w:pStyle w:val="BodyText"/>
+      </w:pPr>
+      <w:r>
+        <w:t xml:space="preserve">알렉세이: 왜 바로 「안 돼요」예요? 제 제안을 생각해 보지도 않으셨잖아요.</w:t>
       </w:r>
     </w:p>
     <w:p>
@@ -3241,215 +3279,215 @@
         <w:pStyle w:val="BodyText"/>
       </w:pPr>
       <w:r>
-        <w:t xml:space="preserve">알렉세이: 판매가 아니잖아요. 1루블도. 주사기 하나도.</w:t>
-      </w:r>
-    </w:p>
-    <w:p>
-      <w:pPr>
-        <w:pStyle w:val="BodyText"/>
-      </w:pPr>
-      <w:r>
-        <w:t xml:space="preserve">이리나: 법적으로는 — 판매가 아니죠. 하지만 의향서엔 제품명, 가격, 수량이 들어가요. 당신은 그걸 의사들한테 보여 주고요.</w:t>
-      </w:r>
-    </w:p>
-    <w:p>
-      <w:pPr>
-        <w:pStyle w:val="BodyText"/>
-      </w:pPr>
-      <w:r>
-        <w:t xml:space="preserve">올가: 그건 미등록 제품 광고예요. 벌금. 그리고 더 나쁜 건 — 도시에에 얼룩. 나자로바는 일주일이면 알아요.</w:t>
-      </w:r>
-    </w:p>
-    <w:p>
-      <w:pPr>
-        <w:pStyle w:val="BodyText"/>
-      </w:pPr>
-      <w:r>
-        <w:t xml:space="preserve">알렉세이: 그분이 어떻게 알아요?</w:t>
-      </w:r>
-    </w:p>
-    <w:p>
-      <w:pPr>
-        <w:pStyle w:val="BodyText"/>
-      </w:pPr>
-      <w:r>
-        <w:t xml:space="preserve">올가: 모스크바는 좁아요. 당신이 그랬잖아요. 클리닉 스무 곳은 입이 스무 개예요. 그중 누군가는 감정 기관의 누군가를 알아요. 일주일 뒤 나자로바는 읽겠죠: 「모스트가 등록증 전에 판다」. 그 사람한텐 「그냥 의향」이라는 건 중요하지 않아요.</w:t>
-      </w:r>
-    </w:p>
-    <w:p>
-      <w:pPr>
-        <w:pStyle w:val="BodyText"/>
-      </w:pPr>
-      <w:r>
-        <w:t xml:space="preserve">알렉세이: 그럼 세 곳만. 우리 클리닉만. 코르닐로바, 알리나, 포미나.</w:t>
-      </w:r>
-    </w:p>
-    <w:p>
-      <w:pPr>
-        <w:pStyle w:val="BodyText"/>
-      </w:pPr>
-      <w:r>
-        <w:t xml:space="preserve">올가: 그분들은 연구자예요. 구매 의향서에 서명하면, 그 관찰은 더 이상 독립적이지 않아요. 그걸 원해요?</w:t>
-      </w:r>
-    </w:p>
-    <w:p>
-      <w:pPr>
-        <w:pStyle w:val="BodyText"/>
-      </w:pPr>
-      <w:r>
-        <w:t xml:space="preserve">알렉세이: 난 9월에 우리한테 독점권이 있길 원한다고요!</w:t>
-      </w:r>
-    </w:p>
-    <w:p>
-      <w:pPr>
-        <w:pStyle w:val="BodyText"/>
-      </w:pPr>
-      <w:r>
-        <w:t xml:space="preserve">이리나: 알렉세이, 소리 지르지 마요. 바로 옆에 있어요. 다 들려요.</w:t>
-      </w:r>
-    </w:p>
-    <w:p>
-      <w:pPr>
-        <w:pStyle w:val="BodyText"/>
-      </w:pPr>
-      <w:r>
-        <w:t xml:space="preserve">알렉세이: 죄송해요. 그런데 두 분은 「안 돼」만 말하잖아요. 은행에도, 펀드에도, 스타스에게도, 의향서에도.</w:t>
-      </w:r>
-    </w:p>
-    <w:p>
-      <w:pPr>
-        <w:pStyle w:val="BodyText"/>
-      </w:pPr>
-      <w:r>
-        <w:t xml:space="preserve">올가: 스타스한테 「안 돼」라고 한 건 당신이에요. 직접. 난 당신이 자랑스러웠어요.</w:t>
-      </w:r>
-    </w:p>
-    <w:p>
-      <w:pPr>
-        <w:pStyle w:val="BodyText"/>
-      </w:pPr>
-      <w:r>
-        <w:t xml:space="preserve">알렉세이: 지금은요?</w:t>
-      </w:r>
-    </w:p>
-    <w:p>
-      <w:pPr>
-        <w:pStyle w:val="BodyText"/>
-      </w:pPr>
-      <w:r>
-        <w:t xml:space="preserve">올가: 지금 당신은 작은 스타스가 되려고 해요. 공손한, 가방 대신 의향서를 든.</w:t>
-      </w:r>
-    </w:p>
-    <w:p>
-      <w:pPr>
-        <w:pStyle w:val="BodyText"/>
-      </w:pPr>
-      <w:r>
-        <w:t xml:space="preserve">알렉세이: 그건 불공평해요.</w:t>
-      </w:r>
-    </w:p>
-    <w:p>
-      <w:pPr>
-        <w:pStyle w:val="BodyText"/>
-      </w:pPr>
-      <w:r>
-        <w:t xml:space="preserve">올가: 불공평한 건 없는 걸 광고하는 거예요. 「안 돼」는 내 일이에요. 4항.</w:t>
-      </w:r>
-    </w:p>
-    <w:p>
-      <w:pPr>
-        <w:pStyle w:val="BodyText"/>
-      </w:pPr>
-      <w:r>
-        <w:t xml:space="preserve">알렉세이: 그럼 내 아파트는 누구 일이에요? 선생님 지분은 다시 취직해도 유지되잖아요. 6항. 내 대출은 아니고요. 선생님은 갈 데가 있어요, 올가 페트로브나. 난 없어요.</w:t>
-      </w:r>
-    </w:p>
-    <w:p>
-      <w:pPr>
-        <w:pStyle w:val="BodyText"/>
-      </w:pPr>
-      <w:r>
-        <w:t xml:space="preserve">이리나: 알렉세이.</w:t>
-      </w:r>
-    </w:p>
-    <w:p>
-      <w:pPr>
-        <w:pStyle w:val="BodyText"/>
-      </w:pPr>
-      <w:r>
-        <w:t xml:space="preserve">올가: 아니, 이리나, 끝까지 말하게 둬요. 흥미롭네요.</w:t>
-      </w:r>
-    </w:p>
-    <w:p>
-      <w:pPr>
-        <w:pStyle w:val="BodyText"/>
-      </w:pPr>
-      <w:r>
-        <w:t xml:space="preserve">알렉세이: 다 말했어요.</w:t>
-      </w:r>
-    </w:p>
-    <w:p>
-      <w:pPr>
-        <w:pStyle w:val="BodyText"/>
-      </w:pPr>
-      <w:r>
-        <w:t xml:space="preserve">올가: 그럼 내가 끝까지 말할게요. 난 1년 치 급여를 포기했고, 매달 회사에 20만을 내고, 영하 20도에 당신 발코니에서 담배를 피워요. 그런데 당신 말이 맞아요: 난 갈 데가 있어요.</w:t>
-      </w:r>
-    </w:p>
-    <w:p>
-      <w:pPr>
-        <w:pStyle w:val="BodyText"/>
-      </w:pPr>
-      <w:r>
-        <w:t xml:space="preserve">알렉세이: 올가 페트로브나, 그런 뜻이…</w:t>
-      </w:r>
-    </w:p>
-    <w:p>
-      <w:pPr>
-        <w:pStyle w:val="BodyText"/>
-      </w:pPr>
-      <w:r>
-        <w:t xml:space="preserve">올가: 바로 그런 뜻이었어요. 발코니에 갈게요. 혼자. 따라오지 마요.</w:t>
-      </w:r>
-    </w:p>
-    <w:p>
-      <w:pPr>
-        <w:pStyle w:val="BodyText"/>
-      </w:pPr>
-      <w:r>
-        <w:t xml:space="preserve">이리나: 만족해요?</w:t>
-      </w:r>
-    </w:p>
-    <w:p>
-      <w:pPr>
-        <w:pStyle w:val="BodyText"/>
-      </w:pPr>
-      <w:r>
-        <w:t xml:space="preserve">알렉세이: 아니요. 나갈게요. 숨 좀 쉬어야겠어요.</w:t>
-      </w:r>
-    </w:p>
-    <w:p>
-      <w:pPr>
-        <w:pStyle w:val="BodyText"/>
-      </w:pPr>
-      <w:r>
-        <w:t xml:space="preserve">이리나: 어디로요?</w:t>
-      </w:r>
-    </w:p>
-    <w:p>
-      <w:pPr>
-        <w:pStyle w:val="BodyText"/>
-      </w:pPr>
-      <w:r>
-        <w:t xml:space="preserve">알렉세이: 토요일에 재고 조사예요. 아빠가 창고에 와요. 같이 갈 거예요.</w:t>
-      </w:r>
-    </w:p>
-    <w:p>
-      <w:pPr>
-        <w:pStyle w:val="BodyText"/>
-      </w:pPr>
-      <w:r>
-        <w:t xml:space="preserve">이리나: 닷새 동안 사라지지 마요. 그것도 현금 흐름 단절이에요. 사람 사이의.</w:t>
+        <w:t xml:space="preserve">알렉세이: 하지만 판매가 아니잖아요. 1루블도, 주사기 하나도 없어요.</w:t>
+      </w:r>
+    </w:p>
+    <w:p>
+      <w:pPr>
+        <w:pStyle w:val="BodyText"/>
+      </w:pPr>
+      <w:r>
+        <w:t xml:space="preserve">이리나: 법적으로는 판매가 아니죠. 하지만 의향서엔 제품명, 가격, 수량이 들어가고, 당신은 그걸 의사들한테 보여 줄 거예요.</w:t>
+      </w:r>
+    </w:p>
+    <w:p>
+      <w:pPr>
+        <w:pStyle w:val="BodyText"/>
+      </w:pPr>
+      <w:r>
+        <w:t xml:space="preserve">올가: 그건 미등록 제품 광고예요. 즉 벌금이죠. 그리고 더 나쁜 건 도시에에 얼룩이 남는 거예요. 나자로바는 일주일이면 알아요.</w:t>
+      </w:r>
+    </w:p>
+    <w:p>
+      <w:pPr>
+        <w:pStyle w:val="BodyText"/>
+      </w:pPr>
+      <w:r>
+        <w:t xml:space="preserve">알렉세이: 그분이 어떻게 알아요? 우리가 떠들고 다닐 것도 아닌데요.</w:t>
+      </w:r>
+    </w:p>
+    <w:p>
+      <w:pPr>
+        <w:pStyle w:val="BodyText"/>
+      </w:pPr>
+      <w:r>
+        <w:t xml:space="preserve">올가: 모스크바는 좁다고 당신이 그랬잖아요. 클리닉 스무 곳은 입이 스무 개고, 그중 누군가는 반드시 감정 기관의 누군가를 알아요. 일주일 뒤 나자로바는 읽겠죠: 「모스트가 등록증 전에 판다.」 그 사람한텐 「그냥 의향」이라는 게 중요하지 않을 거예요.</w:t>
+      </w:r>
+    </w:p>
+    <w:p>
+      <w:pPr>
+        <w:pStyle w:val="BodyText"/>
+      </w:pPr>
+      <w:r>
+        <w:t xml:space="preserve">알렉세이: 그럼 우리 클리닉 세 곳만 해요. 코르닐로바, 알리나, 포미나.</w:t>
+      </w:r>
+    </w:p>
+    <w:p>
+      <w:pPr>
+        <w:pStyle w:val="BodyText"/>
+      </w:pPr>
+      <w:r>
+        <w:t xml:space="preserve">올가: 하지만 그 사람들은 연구자예요. 구매 의향서에 서명하면 그들의 관찰은 더 이상 독립적이지 않아요. 그걸 원해요?</w:t>
+      </w:r>
+    </w:p>
+    <w:p>
+      <w:pPr>
+        <w:pStyle w:val="BodyText"/>
+      </w:pPr>
+      <w:r>
+        <w:t xml:space="preserve">알렉세이: 전 9월에도 우리한테 독점이 남아 있기를 원해요!</w:t>
+      </w:r>
+    </w:p>
+    <w:p>
+      <w:pPr>
+        <w:pStyle w:val="BodyText"/>
+      </w:pPr>
+      <w:r>
+        <w:t xml:space="preserve">이리나: 알렉세이, 제발 소리 지르지 마요. 바로 옆에 앉아 있어서 다 잘 들려요.</w:t>
+      </w:r>
+    </w:p>
+    <w:p>
+      <w:pPr>
+        <w:pStyle w:val="BodyText"/>
+      </w:pPr>
+      <w:r>
+        <w:t xml:space="preserve">알렉세이: 죄송해요. 하지만 두 분은 「안 돼요」만 하시잖아요. 은행도 안 돼, 펀드도 안 돼, 스타스도 안 돼, 의향서도 안 돼.</w:t>
+      </w:r>
+    </w:p>
+    <w:p>
+      <w:pPr>
+        <w:pStyle w:val="BodyText"/>
+      </w:pPr>
+      <w:r>
+        <w:t xml:space="preserve">올가: 스타스한테 「안 된다」고 한 건 당신이에요. 그때 난 당신이 자랑스러웠어요.</w:t>
+      </w:r>
+    </w:p>
+    <w:p>
+      <w:pPr>
+        <w:pStyle w:val="BodyText"/>
+      </w:pPr>
+      <w:r>
+        <w:t xml:space="preserve">알렉세이: 그럼 지금은요? 지금은 제가 자랑스럽지 않으세요?</w:t>
+      </w:r>
+    </w:p>
+    <w:p>
+      <w:pPr>
+        <w:pStyle w:val="BodyText"/>
+      </w:pPr>
+      <w:r>
+        <w:t xml:space="preserve">올가: 지금 당신은 작은 스타스가 되려고 해요. 가방 대신 의향서를 든 예의 바른 스타스.</w:t>
+      </w:r>
+    </w:p>
+    <w:p>
+      <w:pPr>
+        <w:pStyle w:val="BodyText"/>
+      </w:pPr>
+      <w:r>
+        <w:t xml:space="preserve">알렉세이: 그건 불공평해요, 올가 페트로브나. 선생님도 아시잖아요.</w:t>
+      </w:r>
+    </w:p>
+    <w:p>
+      <w:pPr>
+        <w:pStyle w:val="BodyText"/>
+      </w:pPr>
+      <w:r>
+        <w:t xml:space="preserve">올가: 불공평한 건 없는 걸 광고하는 거예요. 그리고 「안 된다」고 하는 건 4항에 따른 내 일이에요.</w:t>
+      </w:r>
+    </w:p>
+    <w:p>
+      <w:pPr>
+        <w:pStyle w:val="BodyText"/>
+      </w:pPr>
+      <w:r>
+        <w:t xml:space="preserve">알렉세이: 그럼 제 아파트는 누구 일이에요? 선생님 지분은 다시 직장에 들어가도 6항에 따라 유지돼요. 그런데 제 대출은 아니에요. 선생님은 갈 데가 있지만 전 없어요, 올가 페트로브나. 그건 선생님도 잘 아시잖아요.</w:t>
+      </w:r>
+    </w:p>
+    <w:p>
+      <w:pPr>
+        <w:pStyle w:val="BodyText"/>
+      </w:pPr>
+      <w:r>
+        <w:t xml:space="preserve">이리나: 알렉세이, 그만해요. 나중에 후회할 말을 하고 있어요.</w:t>
+      </w:r>
+    </w:p>
+    <w:p>
+      <w:pPr>
+        <w:pStyle w:val="BodyText"/>
+      </w:pPr>
+      <w:r>
+        <w:t xml:space="preserve">올가: 아니요, 이리나, 끝까지 말하게 둬요. 아주 흥미롭네요.</w:t>
+      </w:r>
+    </w:p>
+    <w:p>
+      <w:pPr>
+        <w:pStyle w:val="BodyText"/>
+      </w:pPr>
+      <w:r>
+        <w:t xml:space="preserve">알렉세이: 할 말 다 했어요. 더 보탤 말은 없어요.</w:t>
+      </w:r>
+    </w:p>
+    <w:p>
+      <w:pPr>
+        <w:pStyle w:val="BodyText"/>
+      </w:pPr>
+      <w:r>
+        <w:t xml:space="preserve">올가: 그럼 내가 마저 할게요. 난 1년 치 급여를 포기했고, 회사에 매달 20만을 내고, 영하 20도에 당신 발코니에서 담배를 피워요. 하지만 당신 말이 맞아요. 나는 정말로 갈 데가 있어요.</w:t>
+      </w:r>
+    </w:p>
+    <w:p>
+      <w:pPr>
+        <w:pStyle w:val="BodyText"/>
+      </w:pPr>
+      <w:r>
+        <w:t xml:space="preserve">알렉세이: 올가 페트로브나, 전혀 그런 뜻이 아니었어요…</w:t>
+      </w:r>
+    </w:p>
+    <w:p>
+      <w:pPr>
+        <w:pStyle w:val="BodyText"/>
+      </w:pPr>
+      <w:r>
+        <w:t xml:space="preserve">올가: 바로 그런 뜻이었어요. 난 발코니에 가요, 혼자서. 따라오지 마요, 부탁이에요.</w:t>
+      </w:r>
+    </w:p>
+    <w:p>
+      <w:pPr>
+        <w:pStyle w:val="BodyText"/>
+      </w:pPr>
+      <w:r>
+        <w:t xml:space="preserve">이리나: 자, 방금 한 일이 만족스러워요?</w:t>
+      </w:r>
+    </w:p>
+    <w:p>
+      <w:pPr>
+        <w:pStyle w:val="BodyText"/>
+      </w:pPr>
+      <w:r>
+        <w:t xml:space="preserve">알렉세이: 아니요, 만족 안 해요. 갈게요, 바람 좀 쐬어야겠어요.</w:t>
+      </w:r>
+    </w:p>
+    <w:p>
+      <w:pPr>
+        <w:pStyle w:val="BodyText"/>
+      </w:pPr>
+      <w:r>
+        <w:t xml:space="preserve">이리나: 어디로 갈 건데요? 그거라도 말해 줘요.</w:t>
+      </w:r>
+    </w:p>
+    <w:p>
+      <w:pPr>
+        <w:pStyle w:val="BodyText"/>
+      </w:pPr>
+      <w:r>
+        <w:t xml:space="preserve">알렉세이: 토요일에 재고 조사가 있고 아빠가 창고에 오세요. 아빠랑 같이 갈 거예요.</w:t>
+      </w:r>
+    </w:p>
+    <w:p>
+      <w:pPr>
+        <w:pStyle w:val="BodyText"/>
+      </w:pPr>
+      <w:r>
+        <w:t xml:space="preserve">이리나: 닷새씩 사라지지만 마요. 그것도 현금 공백이에요. 사람의 현금 공백이요.</w:t>
       </w:r>
     </w:p>
     <w:bookmarkEnd w:id="34"/>
@@ -3467,63 +3505,63 @@
         <w:pStyle w:val="FirstParagraph"/>
       </w:pPr>
       <w:r>
-        <w:t xml:space="preserve">니콜라이: 350상자. 212번 — 제자리에 있다. 그 뒤로 이 번호는 머릿속에 넣고 다녀.</w:t>
-      </w:r>
-    </w:p>
-    <w:p>
-      <w:pPr>
-        <w:pStyle w:val="BodyText"/>
-      </w:pPr>
-      <w:r>
-        <w:t xml:space="preserve">알렉세이: 아빠, 아홉 번째 세는 거예요. 어디 안 가요.</w:t>
-      </w:r>
-    </w:p>
-    <w:p>
-      <w:pPr>
-        <w:pStyle w:val="BodyText"/>
-      </w:pPr>
-      <w:r>
-        <w:t xml:space="preserve">니콜라이: 여덟 번째다. 그리고 안 세면 어디로든 간다. 역에서부터 왜 그렇게 우울하냐?</w:t>
-      </w:r>
-    </w:p>
-    <w:p>
-      <w:pPr>
-        <w:pStyle w:val="BodyText"/>
-      </w:pPr>
-      <w:r>
-        <w:t xml:space="preserve">알렉세이: 올가 페트로브나랑 싸웠어요. 해선 안 될 말을 했어요. 아파트 얘기.</w:t>
-      </w:r>
-    </w:p>
-    <w:p>
-      <w:pPr>
-        <w:pStyle w:val="BodyText"/>
-      </w:pPr>
-      <w:r>
-        <w:t xml:space="preserve">니콜라이: 아파트 얘기? 정확히 뭐라고?</w:t>
-      </w:r>
-    </w:p>
-    <w:p>
-      <w:pPr>
-        <w:pStyle w:val="BodyText"/>
-      </w:pPr>
-      <w:r>
-        <w:t xml:space="preserve">알렉세이: 선생님은 갈 데가 있고, 난 없다고요.</w:t>
-      </w:r>
-    </w:p>
-    <w:p>
-      <w:pPr>
-        <w:pStyle w:val="BodyText"/>
-      </w:pPr>
-      <w:r>
-        <w:t xml:space="preserve">니콜라이: 반칙이구나. 그분은 급여 없이 너랑 일하냐?</w:t>
-      </w:r>
-    </w:p>
-    <w:p>
-      <w:pPr>
-        <w:pStyle w:val="BodyText"/>
-      </w:pPr>
-      <w:r>
-        <w:t xml:space="preserve">알렉세이: 12월부터요. 그리고 자기 돈을 회사에 내요.</w:t>
+        <w:t xml:space="preserve">니콜라이: 350상자, 212번도 제자리에 있다. 그 뒤로 그 번호는 늘 머릿속에 두고 있지.</w:t>
+      </w:r>
+    </w:p>
+    <w:p>
+      <w:pPr>
+        <w:pStyle w:val="BodyText"/>
+      </w:pPr>
+      <w:r>
+        <w:t xml:space="preserve">알렉세이: 아빠, 벌써 아홉 번째 세시는 거예요. 상자들 어디 안 가요.</w:t>
+      </w:r>
+    </w:p>
+    <w:p>
+      <w:pPr>
+        <w:pStyle w:val="BodyText"/>
+      </w:pPr>
+      <w:r>
+        <w:t xml:space="preserve">니콜라이: 여덟 번째다. 그리고 안 세면 어디로든 간다. 그런데 넌 역에서부터 왜 그렇게 우울하냐?</w:t>
+      </w:r>
+    </w:p>
+    <w:p>
+      <w:pPr>
+        <w:pStyle w:val="BodyText"/>
+      </w:pPr>
+      <w:r>
+        <w:t xml:space="preserve">알렉세이: 올가 페트로브나랑 싸웠고, 해선 안 될 말을 했어요. 아파트 얘기요.</w:t>
+      </w:r>
+    </w:p>
+    <w:p>
+      <w:pPr>
+        <w:pStyle w:val="BodyText"/>
+      </w:pPr>
+      <w:r>
+        <w:t xml:space="preserve">니콜라이: 아파트 얘기? 정확히 뭐라고 했는데?</w:t>
+      </w:r>
+    </w:p>
+    <w:p>
+      <w:pPr>
+        <w:pStyle w:val="BodyText"/>
+      </w:pPr>
+      <w:r>
+        <w:t xml:space="preserve">알렉세이: 선생님은 갈 데가 있지만 전 없다고요.</w:t>
+      </w:r>
+    </w:p>
+    <w:p>
+      <w:pPr>
+        <w:pStyle w:val="BodyText"/>
+      </w:pPr>
+      <w:r>
+        <w:t xml:space="preserve">니콜라이: 그건 반칙이다. 그분은 급여도 없이 너랑 일하잖니?</w:t>
+      </w:r>
+    </w:p>
+    <w:p>
+      <w:pPr>
+        <w:pStyle w:val="BodyText"/>
+      </w:pPr>
+      <w:r>
+        <w:t xml:space="preserve">알렉세이: 네, 12월부터요. 그리고 자기 돈까지 회사에 내요.</w:t>
       </w:r>
     </w:p>
     <w:p>
@@ -3539,151 +3577,151 @@
         <w:pStyle w:val="BodyText"/>
       </w:pPr>
       <w:r>
-        <w:t xml:space="preserve">알렉세이: 그렇게 여기는 건 아니에요… 겁이 났어요. 9월, 독점권, 대출.</w:t>
-      </w:r>
-    </w:p>
-    <w:p>
-      <w:pPr>
-        <w:pStyle w:val="BodyText"/>
-      </w:pPr>
-      <w:r>
-        <w:t xml:space="preserve">니콜라이: 겁이 나서 — 옆에 있는 사람을 쳤구나. 흔한 일이다. 다만 고치는 건 흔하게 하면 안 돼.</w:t>
-      </w:r>
-    </w:p>
-    <w:p>
-      <w:pPr>
-        <w:pStyle w:val="BodyText"/>
-      </w:pPr>
-      <w:r>
-        <w:t xml:space="preserve">루스탐: 니콜라이 페트로비치, 안녕하세요! 또 세세요? 몇 개예요?</w:t>
-      </w:r>
-    </w:p>
-    <w:p>
-      <w:pPr>
-        <w:pStyle w:val="BodyText"/>
-      </w:pPr>
-      <w:r>
-        <w:t xml:space="preserve">니콜라이: 350개요, 루스탐. 다 있어요. 212번도.</w:t>
-      </w:r>
-    </w:p>
-    <w:p>
-      <w:pPr>
-        <w:pStyle w:val="BodyText"/>
-      </w:pPr>
-      <w:r>
-        <w:t xml:space="preserve">루스탐: 알렉세이 니콜라예비치, 잠깐 시간 되세요? 오래전부터 말하고 싶었어요.</w:t>
-      </w:r>
-    </w:p>
-    <w:p>
-      <w:pPr>
-        <w:pStyle w:val="BodyText"/>
-      </w:pPr>
-      <w:r>
-        <w:t xml:space="preserve">알렉세이: 말씀하세요, 루스탐.</w:t>
-      </w:r>
-    </w:p>
-    <w:p>
-      <w:pPr>
-        <w:pStyle w:val="BodyText"/>
-      </w:pPr>
-      <w:r>
-        <w:t xml:space="preserve">루스탐: 겨울에 어떤 사람의 기사가 저한테 왔어요. 담배 피우면서 수다 떨었죠. 제가 당신네 창고 얘기를 했어요. 중요한 줄 몰랐어요. 나중에 그 사람 주인이 누군지 알았어요. 스타스. 부끄러워요. 20년 일하면서 이런 적 없었어요.</w:t>
-      </w:r>
-    </w:p>
-    <w:p>
-      <w:pPr>
-        <w:pStyle w:val="BodyText"/>
-      </w:pPr>
-      <w:r>
-        <w:t xml:space="preserve">알렉세이: 알고 있었어요, 루스탐. 12월부터.</w:t>
-      </w:r>
-    </w:p>
-    <w:p>
-      <w:pPr>
-        <w:pStyle w:val="BodyText"/>
-      </w:pPr>
-      <w:r>
-        <w:t xml:space="preserve">루스탐: 아셨어요? 그런데 가만히 계셨어요? 왜 제 상사한테 항의 안 하셨어요?</w:t>
-      </w:r>
-    </w:p>
-    <w:p>
-      <w:pPr>
-        <w:pStyle w:val="BodyText"/>
-      </w:pPr>
-      <w:r>
-        <w:t xml:space="preserve">알렉세이: 당신은 20년 동안 남의 상자를 정직하게 지켰으니까요. 실수 하나는 이유가 안 돼요.</w:t>
-      </w:r>
-    </w:p>
-    <w:p>
-      <w:pPr>
-        <w:pStyle w:val="BodyText"/>
-      </w:pPr>
-      <w:r>
-        <w:t xml:space="preserve">루스탐: 그 기사는 이제 안 와요. 말했어요: 담배는 — 당신네 창고에서 피우라고. 우리 창고 말고.</w:t>
-      </w:r>
-    </w:p>
-    <w:p>
-      <w:pPr>
-        <w:pStyle w:val="BodyText"/>
-      </w:pPr>
-      <w:r>
-        <w:t xml:space="preserve">니콜라이: 루스탐은 자기 발로 왔다. 반년 걸렸지만, 자기 발로. 넌 네 「미안해」를 반년 뒤에 할 거냐?</w:t>
-      </w:r>
-    </w:p>
-    <w:p>
-      <w:pPr>
-        <w:pStyle w:val="BodyText"/>
-      </w:pPr>
-      <w:r>
-        <w:t xml:space="preserve">알렉세이: 월요일에요. 아침에. 직접.</w:t>
-      </w:r>
-    </w:p>
-    <w:p>
-      <w:pPr>
-        <w:pStyle w:val="BodyText"/>
-      </w:pPr>
-      <w:r>
-        <w:t xml:space="preserve">니콜라이: 옳지. 편지로 말고. 넌 요즘 편지를 형용사 없이 쓴다며, 그런데 사과는 형용사 없이는 안 통한다.</w:t>
-      </w:r>
-    </w:p>
-    <w:p>
-      <w:pPr>
-        <w:pStyle w:val="BodyText"/>
-      </w:pPr>
-      <w:r>
-        <w:t xml:space="preserve">알렉세이: 9월은요? 서울은 어떻게 해요?</w:t>
-      </w:r>
-    </w:p>
-    <w:p>
-      <w:pPr>
-        <w:pStyle w:val="BodyText"/>
-      </w:pPr>
-      <w:r>
-        <w:t xml:space="preserve">니콜라이: 서두른 부품은 불량이 된다. 서두르는 기술자는 부품 하나가 아니라 로트 전체를 망치지. 좋은 기술자는 안다: 선반이 돌아가는 시간도 일이라는 걸. 넌 지금 멈춰 있는 게 아니야. 깎고 있는 거다.</w:t>
-      </w:r>
-    </w:p>
-    <w:p>
-      <w:pPr>
-        <w:pStyle w:val="BodyText"/>
-      </w:pPr>
-      <w:r>
-        <w:t xml:space="preserve">알렉세이: 멋진 말이에요, 아빠. 그런데 서울은 선반이 아니에요.</w:t>
-      </w:r>
-    </w:p>
-    <w:p>
-      <w:pPr>
-        <w:pStyle w:val="BodyText"/>
-      </w:pPr>
-      <w:r>
-        <w:t xml:space="preserve">니콜라이: 서울은 사람이다. 네 한국 친구, 도윤. 걔가 뭐라더냐?</w:t>
-      </w:r>
-    </w:p>
-    <w:p>
-      <w:pPr>
-        <w:pStyle w:val="BodyText"/>
-      </w:pPr>
-      <w:r>
-        <w:t xml:space="preserve">알렉세이: 대표님은 아직 우리 편이래요. 그런데 영업 부서가 압박한대요.</w:t>
+        <w:t xml:space="preserve">알렉세이: 하지만 전 그분을 그렇게 생각하지 않아요… 그냥 겁이 났어요. 9월, 독점, 대출.</w:t>
+      </w:r>
+    </w:p>
+    <w:p>
+      <w:pPr>
+        <w:pStyle w:val="BodyText"/>
+      </w:pPr>
+      <w:r>
+        <w:t xml:space="preserve">니콜라이: 겁이 나서 옆에 있는 사람을 친 거지. 흔한 일이야. 다만 바로잡는 건 흔하지 않게 해야 한다.</w:t>
+      </w:r>
+    </w:p>
+    <w:p>
+      <w:pPr>
+        <w:pStyle w:val="BodyText"/>
+      </w:pPr>
+      <w:r>
+        <w:t xml:space="preserve">루스탐: 니콜라이 페트로비치, 좋은 아침이에요! 또 세세요? 오늘은 몇 개 나왔어요?</w:t>
+      </w:r>
+    </w:p>
+    <w:p>
+      <w:pPr>
+        <w:pStyle w:val="BodyText"/>
+      </w:pPr>
+      <w:r>
+        <w:t xml:space="preserve">니콜라이: 350개요, 루스탐. 다 제자리요. 212번도.</w:t>
+      </w:r>
+    </w:p>
+    <w:p>
+      <w:pPr>
+        <w:pStyle w:val="BodyText"/>
+      </w:pPr>
+      <w:r>
+        <w:t xml:space="preserve">루스탐: 알렉세이 니콜라예비치, 잠깐 시간 되세요? 오래전부터 드릴 말씀이 있었어요.</w:t>
+      </w:r>
+    </w:p>
+    <w:p>
+      <w:pPr>
+        <w:pStyle w:val="BodyText"/>
+      </w:pPr>
+      <w:r>
+        <w:t xml:space="preserve">알렉세이: 물론이죠, 말씀하세요, 루스탐. 잘 듣고 있어요.</w:t>
+      </w:r>
+    </w:p>
+    <w:p>
+      <w:pPr>
+        <w:pStyle w:val="BodyText"/>
+      </w:pPr>
+      <w:r>
+        <w:t xml:space="preserve">루스탐: 겨울에 어떤 사람의 기사가 저를 찾아왔어요. 담배 피우면서 수다를 떨다가 별생각 없이 당신 창고 얘기를 했어요. 나중에 그 사람 주인이 누군지 알았어요. 스타스요. 20년 동안 이런 일은 없어서 정말 부끄러워요.</w:t>
+      </w:r>
+    </w:p>
+    <w:p>
+      <w:pPr>
+        <w:pStyle w:val="BodyText"/>
+      </w:pPr>
+      <w:r>
+        <w:t xml:space="preserve">알렉세이: 알고 있었어요, 루스탐. 12월부터요.</w:t>
+      </w:r>
+    </w:p>
+    <w:p>
+      <w:pPr>
+        <w:pStyle w:val="BodyText"/>
+      </w:pPr>
+      <w:r>
+        <w:t xml:space="preserve">루스탐: 알고 계셨어요? 그런데 말을 안 하셨어요? 왜 제 상사한테 항의하지 않으셨어요?</w:t>
+      </w:r>
+    </w:p>
+    <w:p>
+      <w:pPr>
+        <w:pStyle w:val="BodyText"/>
+      </w:pPr>
+      <w:r>
+        <w:t xml:space="preserve">알렉세이: 20년 동안 남의 상자를 정직하게 지켜 오셨으니까요. 실수 한 번은 이유가 안 돼요.</w:t>
+      </w:r>
+    </w:p>
+    <w:p>
+      <w:pPr>
+        <w:pStyle w:val="BodyText"/>
+      </w:pPr>
+      <w:r>
+        <w:t xml:space="preserve">루스탐: 그 기사는 이제 안 와요. 담배는 자기 창고에서 피우라고 했어요. 우리 창고 말고요.</w:t>
+      </w:r>
+    </w:p>
+    <w:p>
+      <w:pPr>
+        <w:pStyle w:val="BodyText"/>
+      </w:pPr>
+      <w:r>
+        <w:t xml:space="preserve">니콜라이: 봐라, 루스탐은 반년 걸렸지만 스스로 왔다. 너도 네 「미안하다」를 반년 뒤에 할 거냐?</w:t>
+      </w:r>
+    </w:p>
+    <w:p>
+      <w:pPr>
+        <w:pStyle w:val="BodyText"/>
+      </w:pPr>
+      <w:r>
+        <w:t xml:space="preserve">알렉세이: 아니요, 월요일 아침에 직접, 눈을 보고 할 거예요.</w:t>
+      </w:r>
+    </w:p>
+    <w:p>
+      <w:pPr>
+        <w:pStyle w:val="BodyText"/>
+      </w:pPr>
+      <w:r>
+        <w:t xml:space="preserve">니콜라이: 잘 생각했다, 편지 말고. 넌 요즘 편지를 형용사 없이 쓰는데, 형용사 없는 사과는 안 통하거든.</w:t>
+      </w:r>
+    </w:p>
+    <w:p>
+      <w:pPr>
+        <w:pStyle w:val="BodyText"/>
+      </w:pPr>
+      <w:r>
+        <w:t xml:space="preserve">알렉세이: 그럼 9월이랑 서울은 어떻게 해요? 그 생각도 계속 나요.</w:t>
+      </w:r>
+    </w:p>
+    <w:p>
+      <w:pPr>
+        <w:pStyle w:val="BodyText"/>
+      </w:pPr>
+      <w:r>
+        <w:t xml:space="preserve">니콜라이: 서두른 부품은 불량이 된다. 서두르는 기술자는 부품 하나가 아니라 배치 전체를 망치지. 좋은 기술자는 안다. 기계가 돌아가는 시간도 일이라는 걸. 넌 지금 멈춰 있는 게 아니라 깎고 있는 거다. 아는 사람 눈엔 그게 보여.</w:t>
+      </w:r>
+    </w:p>
+    <w:p>
+      <w:pPr>
+        <w:pStyle w:val="BodyText"/>
+      </w:pPr>
+      <w:r>
+        <w:t xml:space="preserve">알렉세이: 말씀 멋지네요, 아빠. 하지만 서울은 기계가 아니잖아요.</w:t>
+      </w:r>
+    </w:p>
+    <w:p>
+      <w:pPr>
+        <w:pStyle w:val="BodyText"/>
+      </w:pPr>
+      <w:r>
+        <w:t xml:space="preserve">니콜라이: 서울은 사람이다. 네 한국 친구, 도윤. 그 친구가 뭐라더냐?</w:t>
+      </w:r>
+    </w:p>
+    <w:p>
+      <w:pPr>
+        <w:pStyle w:val="BodyText"/>
+      </w:pPr>
+      <w:r>
+        <w:t xml:space="preserve">알렉세이: 대표님은 아직 우리 편인데, 영업부가 압박한대요.</w:t>
       </w:r>
     </w:p>
     <w:p>
@@ -3699,7 +3737,7 @@
         <w:pStyle w:val="BodyText"/>
       </w:pPr>
       <w:r>
-        <w:t xml:space="preserve">루스탐: 니콜라이 페트로비치, 조서에 서명해 주세요. 늘 하던 대로 — 「В-7」?</w:t>
+        <w:t xml:space="preserve">루스탐: 니콜라이 페트로비치, 서류에 서명해 주세요. 늘 하시던 대로 「В-7」이요?</w:t>
       </w:r>
     </w:p>
     <w:bookmarkEnd w:id="35"/>
@@ -3717,199 +3755,199 @@
         <w:pStyle w:val="FirstParagraph"/>
       </w:pPr>
       <w:r>
-        <w:t xml:space="preserve">알렉세이: 올가 페트로브나, 발코니에 가도 될까요? 담배는 없어요. 커피 있어요. 선생님 거.</w:t>
-      </w:r>
-    </w:p>
-    <w:p>
-      <w:pPr>
-        <w:pStyle w:val="BodyText"/>
-      </w:pPr>
-      <w:r>
-        <w:t xml:space="preserve">올가: 카푸치노? 요즘 제일 싼 거 마시잖아요.</w:t>
-      </w:r>
-    </w:p>
-    <w:p>
-      <w:pPr>
-        <w:pStyle w:val="BodyText"/>
-      </w:pPr>
-      <w:r>
-        <w:t xml:space="preserve">알렉세이: 제 건 — 싼 거. 선생님 건 — 카푸치노. 올가 페트로브나, 용서해 주세요. 아파트 얘기랑 6항 얘기.</w:t>
-      </w:r>
-    </w:p>
-    <w:p>
-      <w:pPr>
-        <w:pStyle w:val="BodyText"/>
-      </w:pPr>
-      <w:r>
-        <w:t xml:space="preserve">올가: 오래 연습했어요?</w:t>
-      </w:r>
-    </w:p>
-    <w:p>
-      <w:pPr>
-        <w:pStyle w:val="BodyText"/>
-      </w:pPr>
-      <w:r>
-        <w:t xml:space="preserve">알렉세이: 토요일부터요. 창고에서. 아빠가 그랬어요: 사과는 형용사 없이는 안 통한다고. 그래서 형용사를 넣어서 말할게요. 전 부당했고, 겁에 질렸고, 어리석었어요. 선생님은 이 직업에서 제가 아는 가장 정직한 사람이에요.</w:t>
-      </w:r>
-    </w:p>
-    <w:p>
-      <w:pPr>
-        <w:pStyle w:val="BodyText"/>
-      </w:pPr>
-      <w:r>
-        <w:t xml:space="preserve">올가: 「이 직업에서」. 조심해요. 또 결론을 서두르네요.</w:t>
-      </w:r>
-    </w:p>
-    <w:p>
-      <w:pPr>
-        <w:pStyle w:val="BodyText"/>
-      </w:pPr>
-      <w:r>
-        <w:t xml:space="preserve">알렉세이: 알겠어요. 그냥 가장 정직한 사람.</w:t>
-      </w:r>
-    </w:p>
-    <w:p>
-      <w:pPr>
-        <w:pStyle w:val="BodyText"/>
-      </w:pPr>
-      <w:r>
-        <w:t xml:space="preserve">올가: 받아들일게요. 이제 지난 월요일에 안 한 말을 할게요. 일자리 제안을 받았어요.</w:t>
-      </w:r>
-    </w:p>
-    <w:p>
-      <w:pPr>
-        <w:pStyle w:val="BodyText"/>
-      </w:pPr>
-      <w:r>
-        <w:t xml:space="preserve">알렉세이: 일자리요? 누구한테요?</w:t>
-      </w:r>
-    </w:p>
-    <w:p>
-      <w:pPr>
-        <w:pStyle w:val="BodyText"/>
-      </w:pPr>
-      <w:r>
-        <w:t xml:space="preserve">올가: 진단기기 회사. 내 고객이에요. 등록 담당 이사. 35만. 7월 1일부터.</w:t>
-      </w:r>
-    </w:p>
-    <w:p>
-      <w:pPr>
-        <w:pStyle w:val="BodyText"/>
-      </w:pPr>
-      <w:r>
-        <w:t xml:space="preserve">알렉세이: 35만. 우리가 언젠가 드릴 수 있는 것보다 많아요. 앞으로 2년은 — 확실히요.</w:t>
-      </w:r>
-    </w:p>
-    <w:p>
-      <w:pPr>
-        <w:pStyle w:val="BodyText"/>
-      </w:pPr>
-      <w:r>
-        <w:t xml:space="preserve">올가: 알아요. 이리나가 더 빨리 계산했겠지만, 나도 할 줄 알아요.</w:t>
-      </w:r>
-    </w:p>
-    <w:p>
-      <w:pPr>
-        <w:pStyle w:val="BodyText"/>
-      </w:pPr>
-      <w:r>
-        <w:t xml:space="preserve">알렉세이: 수락하셨어요?</w:t>
-      </w:r>
-    </w:p>
-    <w:p>
-      <w:pPr>
-        <w:pStyle w:val="BodyText"/>
-      </w:pPr>
-      <w:r>
-        <w:t xml:space="preserve">올가: 답 안 했어요. 금요일까지 기다린대요. 그래서 지난 월요일 당신 말이 아팠던 거예요. 내가 밤에 생각하던 걸 소리 내서 말했으니까: 난 갈 데가 있다. 화내면서 하는 진실은 더 깊이 베어요.</w:t>
-      </w:r>
-    </w:p>
-    <w:p>
-      <w:pPr>
-        <w:pStyle w:val="BodyText"/>
-      </w:pPr>
-      <w:r>
-        <w:t xml:space="preserve">알렉세이: 뭐라고 답하실 거예요?</w:t>
-      </w:r>
-    </w:p>
-    <w:p>
-      <w:pPr>
-        <w:pStyle w:val="BodyText"/>
-      </w:pPr>
-      <w:r>
-        <w:t xml:space="preserve">올가: 아직 몰라요. 남을 이유 하나만 말해 봐요. 돈 말고. 돈은 계산했어요.</w:t>
-      </w:r>
-    </w:p>
-    <w:p>
-      <w:pPr>
-        <w:pStyle w:val="BodyText"/>
-      </w:pPr>
-      <w:r>
-        <w:t xml:space="preserve">알렉세이: 이유 하나. 나자로바. 2차 심사가 있으면, 그분은 새 등록 담당이 아니라 선생님과 다툴 거예요. 그리고 등록증엔 남의 서명이 아니라 선생님 서명이 있어야 해요.</w:t>
-      </w:r>
-    </w:p>
-    <w:p>
-      <w:pPr>
-        <w:pStyle w:val="BodyText"/>
-      </w:pPr>
-      <w:r>
-        <w:t xml:space="preserve">올가: 그건 이유가 아니라 허영이에요. 그래도 좋은 허영이네요. 하나 더.</w:t>
-      </w:r>
-    </w:p>
-    <w:p>
-      <w:pPr>
-        <w:pStyle w:val="BodyText"/>
-      </w:pPr>
-      <w:r>
-        <w:t xml:space="preserve">알렉세이: 판지. 8항. 변호사한테 그러셨잖아요: 「그의 할머니예요. 따지지 마요」. 판지를 처음 지켜 준 게 선생님이에요.</w:t>
-      </w:r>
-    </w:p>
-    <w:p>
-      <w:pPr>
-        <w:pStyle w:val="BodyText"/>
-      </w:pPr>
-      <w:r>
-        <w:t xml:space="preserve">올가: 기억나요. 좋아요. 거절할게요. 대신 조건이 하나 있어요.</w:t>
-      </w:r>
-    </w:p>
-    <w:p>
-      <w:pPr>
-        <w:pStyle w:val="BodyText"/>
-      </w:pPr>
-      <w:r>
-        <w:t xml:space="preserve">알렉세이: 뭔데요?</w:t>
-      </w:r>
-    </w:p>
-    <w:p>
-      <w:pPr>
-        <w:pStyle w:val="BodyText"/>
-      </w:pPr>
-      <w:r>
-        <w:t xml:space="preserve">올가: 내 「안 돼」에 화를 내요, 나한테 말고. 그건 다른 주소예요.</w:t>
-      </w:r>
-    </w:p>
-    <w:p>
-      <w:pPr>
-        <w:pStyle w:val="BodyText"/>
-      </w:pPr>
-      <w:r>
-        <w:t xml:space="preserve">알렉세이: 다른 주소. 기억할게요. 하나만 더요? 의향서 없이 — 서울에 뭘 보여 주죠?</w:t>
-      </w:r>
-    </w:p>
-    <w:p>
-      <w:pPr>
-        <w:pStyle w:val="BodyText"/>
-      </w:pPr>
-      <w:r>
-        <w:t xml:space="preserve">올가: 서울 말고요. 윤 대표한테. 그분은 엔지니어예요. 의향은 필요 없어요. 우리가 준비됐다는 걸 봐야 해요. 교육 프로그램, 트레이너, 창고, 관찰 프로토콜. 우리가 어떻게 기다리는지 보여 줘요.</w:t>
-      </w:r>
-    </w:p>
-    <w:p>
-      <w:pPr>
-        <w:pStyle w:val="BodyText"/>
-      </w:pPr>
-      <w:r>
-        <w:t xml:space="preserve">알렉세이: 아빠도 똑같이 말했어요. 토씨 하나 안 틀리고. 아빠랑 짜신 거 아니죠?</w:t>
+        <w:t xml:space="preserve">알렉세이: 올가 페트로브나, 발코니에 가도 될까요? 담배는 없고, 선생님 드릴 커피를 가져왔어요.</w:t>
+      </w:r>
+    </w:p>
+    <w:p>
+      <w:pPr>
+        <w:pStyle w:val="BodyText"/>
+      </w:pPr>
+      <w:r>
+        <w:t xml:space="preserve">올가: 카푸치노요? 요즘 메뉴에서 제일 싼 커피만 마신다면서요.</w:t>
+      </w:r>
+    </w:p>
+    <w:p>
+      <w:pPr>
+        <w:pStyle w:val="BodyText"/>
+      </w:pPr>
+      <w:r>
+        <w:t xml:space="preserve">알렉세이: 제 건 싼 거고, 선생님 건 카푸치노예요. 올가 페트로브나, 아파트 얘기랑 6항 얘기, 용서해 주세요.</w:t>
+      </w:r>
+    </w:p>
+    <w:p>
+      <w:pPr>
+        <w:pStyle w:val="BodyText"/>
+      </w:pPr>
+      <w:r>
+        <w:t xml:space="preserve">올가: 그 말 얼마나 오래 연습했어요, 알렉세이 니콜라예비치?</w:t>
+      </w:r>
+    </w:p>
+    <w:p>
+      <w:pPr>
+        <w:pStyle w:val="BodyText"/>
+      </w:pPr>
+      <w:r>
+        <w:t xml:space="preserve">알렉세이: 토요일부터요, 창고에서. 아빠가 형용사 없는 사과는 안 통한대요. 그래서 형용사를 넣어 말할게요. 전 부당했고, 겁에 질렸고, 어리석었어요. 그리고 선생님은 제가 이 업계에서 아는 가장 정직한 사람이에요.</w:t>
+      </w:r>
+    </w:p>
+    <w:p>
+      <w:pPr>
+        <w:pStyle w:val="BodyText"/>
+      </w:pPr>
+      <w:r>
+        <w:t xml:space="preserve">올가: 「이 업계에서」요? 조심해요, 또 결론을 서두르네요.</w:t>
+      </w:r>
+    </w:p>
+    <w:p>
+      <w:pPr>
+        <w:pStyle w:val="BodyText"/>
+      </w:pPr>
+      <w:r>
+        <w:t xml:space="preserve">알렉세이: 좋아요, 고칠게요. 제가 아는 사람 중에 그냥 제일 정직한 사람이에요.</w:t>
+      </w:r>
+    </w:p>
+    <w:p>
+      <w:pPr>
+        <w:pStyle w:val="BodyText"/>
+      </w:pPr>
+      <w:r>
+        <w:t xml:space="preserve">올가: 받아들일게요. 이제 지난 월요일에 못 한 말을 할게요. 일자리 제안을 받았어요.</w:t>
+      </w:r>
+    </w:p>
+    <w:p>
+      <w:pPr>
+        <w:pStyle w:val="BodyText"/>
+      </w:pPr>
+      <w:r>
+        <w:t xml:space="preserve">알렉세이: 일자리요? 비밀이 아니라면 누가 제안했어요?</w:t>
+      </w:r>
+    </w:p>
+    <w:p>
+      <w:pPr>
+        <w:pStyle w:val="BodyText"/>
+      </w:pPr>
+      <w:r>
+        <w:t xml:space="preserve">올가: 진단기기 회사, 내 고객이에요. 등록 이사, 35만, 7월 1일부터요.</w:t>
+      </w:r>
+    </w:p>
+    <w:p>
+      <w:pPr>
+        <w:pStyle w:val="BodyText"/>
+      </w:pPr>
+      <w:r>
+        <w:t xml:space="preserve">알렉세이: 35만이라… 우리가 선생님께 줄 수 있는 것보다 많아요. 적어도 앞으로 2년 동안은요.</w:t>
+      </w:r>
+    </w:p>
+    <w:p>
+      <w:pPr>
+        <w:pStyle w:val="BodyText"/>
+      </w:pPr>
+      <w:r>
+        <w:t xml:space="preserve">올가: 알아요. 이리나라면 더 빨리 계산했겠지만, 나도 계산할 줄 알아요.</w:t>
+      </w:r>
+    </w:p>
+    <w:p>
+      <w:pPr>
+        <w:pStyle w:val="BodyText"/>
+      </w:pPr>
+      <w:r>
+        <w:t xml:space="preserve">알렉세이: 그래서 벌써 그 제안을 받아들이셨어요?</w:t>
+      </w:r>
+    </w:p>
+    <w:p>
+      <w:pPr>
+        <w:pStyle w:val="BodyText"/>
+      </w:pPr>
+      <w:r>
+        <w:t xml:space="preserve">올가: 아직 답 안 했어요. 금요일까지 기다린대요. 그래서 지난 월요일 당신 말이 그렇게 아팠던 거예요. 내가 밤에 하던 생각을 당신이 소리 내서 말했으니까요. 나는 갈 데가 있다고. 그리고 화난 채 하는 진실은 어떤 거짓말보다 깊이 베요.</w:t>
+      </w:r>
+    </w:p>
+    <w:p>
+      <w:pPr>
+        <w:pStyle w:val="BodyText"/>
+      </w:pPr>
+      <w:r>
+        <w:t xml:space="preserve">알렉세이: 그럼 뭐라고 답하실 거예요? 벌써 정하셨어요?</w:t>
+      </w:r>
+    </w:p>
+    <w:p>
+      <w:pPr>
+        <w:pStyle w:val="BodyText"/>
+      </w:pPr>
+      <w:r>
+        <w:t xml:space="preserve">올가: 아직 몰라요. 남을 이유를 하나만 말해 봐요. 돈 말고요. 돈은 이미 계산했으니까.</w:t>
+      </w:r>
+    </w:p>
+    <w:p>
+      <w:pPr>
+        <w:pStyle w:val="BodyText"/>
+      </w:pPr>
+      <w:r>
+        <w:t xml:space="preserve">알렉세이: 이유 하나는 나자로바예요. 2차 심사가 있으면 그분은 새 등록 담당이 아니라 선생님과 다퉈야 해요. 그리고 등록증엔 남의 서명이 아니라 선생님 서명이 있어야 해요. 그건 선생님 일이니까요.</w:t>
+      </w:r>
+    </w:p>
+    <w:p>
+      <w:pPr>
+        <w:pStyle w:val="BodyText"/>
+      </w:pPr>
+      <w:r>
+        <w:t xml:space="preserve">올가: 그건 이유가 아니라 허영심이에요. 하지만 좋은 허영심이죠. 하나 더 말해 봐요.</w:t>
+      </w:r>
+    </w:p>
+    <w:p>
+      <w:pPr>
+        <w:pStyle w:val="BodyText"/>
+      </w:pPr>
+      <w:r>
+        <w:t xml:space="preserve">알렉세이: 판지와 8항이요. 변호사한테 「이건 저 사람 할머니예요, 따지지 마세요」라고 하셨잖아요. 그걸 처음 지켜 준 게 선생님이에요.</w:t>
+      </w:r>
+    </w:p>
+    <w:p>
+      <w:pPr>
+        <w:pStyle w:val="BodyText"/>
+      </w:pPr>
+      <w:r>
+        <w:t xml:space="preserve">올가: 기억해요. 좋아요, 거절할게요. 단 조건이 하나 있어요.</w:t>
+      </w:r>
+    </w:p>
+    <w:p>
+      <w:pPr>
+        <w:pStyle w:val="BodyText"/>
+      </w:pPr>
+      <w:r>
+        <w:t xml:space="preserve">알렉세이: 무슨 조건이요? 뭐든 받아들일게요, 말씀만 하세요.</w:t>
+      </w:r>
+    </w:p>
+    <w:p>
+      <w:pPr>
+        <w:pStyle w:val="BodyText"/>
+      </w:pPr>
+      <w:r>
+        <w:t xml:space="preserve">올가: 나한테 화내지 말고 내 「안 돼요」에 화내요. 그건 다른 주소예요.</w:t>
+      </w:r>
+    </w:p>
+    <w:p>
+      <w:pPr>
+        <w:pStyle w:val="BodyText"/>
+      </w:pPr>
+      <w:r>
+        <w:t xml:space="preserve">알렉세이: 다른 주소, 기억할게요. 하나 더 여쭤봐도 돼요? 의향서 없이 서울에 뭘 보여 주죠?</w:t>
+      </w:r>
+    </w:p>
+    <w:p>
+      <w:pPr>
+        <w:pStyle w:val="BodyText"/>
+      </w:pPr>
+      <w:r>
+        <w:t xml:space="preserve">올가: 서울이 아니라 윤 대표님께요. 그분은 엔지니어라 의향 같은 건 필요 없어요. 우리가 준비됐다는 걸 봐야 해요. 교육 프로그램, 트레이너, 창고, 관찰 프로토콜. 우리가 어떻게 기다리는지 보여 주면 이해하실 거예요.</w:t>
+      </w:r>
+    </w:p>
+    <w:p>
+      <w:pPr>
+        <w:pStyle w:val="BodyText"/>
+      </w:pPr>
+      <w:r>
+        <w:t xml:space="preserve">알렉세이: 아빠도 토씨 하나 안 틀리고 똑같은 말을 했어요. 혹시 미리 짜신 거 아니에요?</w:t>
       </w:r>
     </w:p>
     <w:bookmarkEnd w:id="36"/>
@@ -3927,119 +3965,119 @@
         <w:pStyle w:val="FirstParagraph"/>
       </w:pPr>
       <w:r>
-        <w:t xml:space="preserve">이리나: 화해했어요? 창문으로 봤어요. 카푸치노 — 좋은 수였어요.</w:t>
-      </w:r>
-    </w:p>
-    <w:p>
-      <w:pPr>
-        <w:pStyle w:val="BodyText"/>
-      </w:pPr>
-      <w:r>
-        <w:t xml:space="preserve">알렉세이: 엿보셨네요.</w:t>
-      </w:r>
-    </w:p>
-    <w:p>
-      <w:pPr>
-        <w:pStyle w:val="BodyText"/>
-      </w:pPr>
-      <w:r>
-        <w:t xml:space="preserve">이리나: 난 감사인이에요. 관찰한 거죠. 이제 봐요: 새 탭. 「인내」.</w:t>
-      </w:r>
-    </w:p>
-    <w:p>
-      <w:pPr>
-        <w:pStyle w:val="BodyText"/>
-      </w:pPr>
-      <w:r>
-        <w:t xml:space="preserve">알렉세이: 「인내」? 표에요?</w:t>
-      </w:r>
-    </w:p>
-    <w:p>
-      <w:pPr>
-        <w:pStyle w:val="BodyText"/>
-      </w:pPr>
-      <w:r>
-        <w:t xml:space="preserve">이리나: 기다리는 동안 우리가 하는 모든 일. 한 줄마다 — 일, 기한, 책임자. 올가 페트로브나가 그랬죠: 윤 대표한테 우리가 어떻게 기다리는지 보여 주라고. 그걸 엑셀로 만들었어요. 열다섯 줄.</w:t>
-      </w:r>
-    </w:p>
-    <w:p>
-      <w:pPr>
-        <w:pStyle w:val="BodyText"/>
-      </w:pPr>
-      <w:r>
-        <w:t xml:space="preserve">알렉세이: 처음 세 줄 읽어 줘요.</w:t>
-      </w:r>
-    </w:p>
-    <w:p>
-      <w:pPr>
-        <w:pStyle w:val="BodyText"/>
-      </w:pPr>
-      <w:r>
-        <w:t xml:space="preserve">이리나: 첫째: 코르닐로바와 교육 프로그램 — 8월까지. 둘째: 한국인 트레이너 계획. 셋째: 클리닉 세 곳의 관찰 양식. 넷째는 — 당신 거: 매주 금요일 도윤에게 보고. 러시아어로, 숫자 넣어서.</w:t>
-      </w:r>
-    </w:p>
-    <w:p>
-      <w:pPr>
-        <w:pStyle w:val="BodyText"/>
-      </w:pPr>
-      <w:r>
-        <w:t xml:space="preserve">알렉세이: 도윤한테 보고요? 매주 금요일?</w:t>
-      </w:r>
-    </w:p>
-    <w:p>
-      <w:pPr>
-        <w:pStyle w:val="BodyText"/>
-      </w:pPr>
-      <w:r>
-        <w:t xml:space="preserve">이리나: 매주요. 영업 부서가 우리가 자지 않는다는 걸 보게 해요. 보고 없는 기다림은 — 침묵이에요.</w:t>
-      </w:r>
-    </w:p>
-    <w:p>
-      <w:pPr>
-        <w:pStyle w:val="BodyText"/>
-      </w:pPr>
-      <w:r>
-        <w:t xml:space="preserve">알렉세이: 좋아요. 열다섯 번째 줄은요?</w:t>
-      </w:r>
-    </w:p>
-    <w:p>
-      <w:pPr>
-        <w:pStyle w:val="BodyText"/>
-      </w:pPr>
-      <w:r>
-        <w:t xml:space="preserve">이리나: 열다섯 번째: 「소리 지르지 않기」. 책임자: 보론초프. 기한: 항상.</w:t>
-      </w:r>
-    </w:p>
-    <w:p>
-      <w:pPr>
-        <w:pStyle w:val="BodyText"/>
-      </w:pPr>
-      <w:r>
-        <w:t xml:space="preserve">알렉세이: 그것도 의사록에 들어가요?</w:t>
-      </w:r>
-    </w:p>
-    <w:p>
-      <w:pPr>
-        <w:pStyle w:val="BodyText"/>
-      </w:pPr>
-      <w:r>
-        <w:t xml:space="preserve">이리나: 아니요. 표에만요. 표는 봐주지만, 의사록은 안 봐줘요.</w:t>
-      </w:r>
-    </w:p>
-    <w:p>
-      <w:pPr>
-        <w:pStyle w:val="BodyText"/>
-      </w:pPr>
-      <w:r>
-        <w:t xml:space="preserve">알렉세이: 본론으로 갑시다. 첫 번째 줄. 코르닐로바. 지금 전화할게요.</w:t>
-      </w:r>
-    </w:p>
-    <w:p>
-      <w:pPr>
-        <w:pStyle w:val="BodyText"/>
-      </w:pPr>
-      <w:r>
-        <w:t xml:space="preserve">이리나: 하세요. 보이죠? 기다린다는 건 아무것도 안 한다는 게 아니에요. 할 수 있는 걸 한다는 거예요.</w:t>
+        <w:t xml:space="preserve">이리나: 화해했어요? 창문으로 봤어요. 카푸치노는 좋은 수였어요.</w:t>
+      </w:r>
+    </w:p>
+    <w:p>
+      <w:pPr>
+        <w:pStyle w:val="BodyText"/>
+      </w:pPr>
+      <w:r>
+        <w:t xml:space="preserve">알렉세이: 그러니까 우리를 엿보셨네요, 이리나?</w:t>
+      </w:r>
+    </w:p>
+    <w:p>
+      <w:pPr>
+        <w:pStyle w:val="BodyText"/>
+      </w:pPr>
+      <w:r>
+        <w:t xml:space="preserve">이리나: 전 감사인이라 엿본 게 아니라 관찰한 거예요. 이제 봐요. 새 탭이 있어요. 「인내」.</w:t>
+      </w:r>
+    </w:p>
+    <w:p>
+      <w:pPr>
+        <w:pStyle w:val="BodyText"/>
+      </w:pPr>
+      <w:r>
+        <w:t xml:space="preserve">알렉세이: 「인내」요? 표에요? 그런 건 처음 봐요.</w:t>
+      </w:r>
+    </w:p>
+    <w:p>
+      <w:pPr>
+        <w:pStyle w:val="BodyText"/>
+      </w:pPr>
+      <w:r>
+        <w:t xml:space="preserve">이리나: 기다리는 동안 우리가 하는 일 전부예요. 줄마다 할 일, 기한, 책임자가 있어요. 올가 페트로브나가 우리가 어떻게 기다리는지 윤 대표님께 보여 주라고 했잖아요. 그래서 엑셀로 만들었어요. 열다섯 줄이에요.</w:t>
+      </w:r>
+    </w:p>
+    <w:p>
+      <w:pPr>
+        <w:pStyle w:val="BodyText"/>
+      </w:pPr>
+      <w:r>
+        <w:t xml:space="preserve">알렉세이: 처음 세 줄만 읽어 주세요.</w:t>
+      </w:r>
+    </w:p>
+    <w:p>
+      <w:pPr>
+        <w:pStyle w:val="BodyText"/>
+      </w:pPr>
+      <w:r>
+        <w:t xml:space="preserve">이리나: 첫째, 8월까지 코르닐로바와 교육 프로그램. 둘째, 한국 트레이너를 위한 계획. 셋째, 클리닉 세 곳의 관찰 양식. 그리고 넷째는 당신 거예요. 매주 금요일 도윤에게 보고서, 러시아어로, 숫자를 넣어서.</w:t>
+      </w:r>
+    </w:p>
+    <w:p>
+      <w:pPr>
+        <w:pStyle w:val="BodyText"/>
+      </w:pPr>
+      <w:r>
+        <w:t xml:space="preserve">알렉세이: 도윤에게 보고서요? 매주 금요일, 한 주도 빠짐없이요?</w:t>
+      </w:r>
+    </w:p>
+    <w:p>
+      <w:pPr>
+        <w:pStyle w:val="BodyText"/>
+      </w:pPr>
+      <w:r>
+        <w:t xml:space="preserve">이리나: 매주요. 우리가 자지 않는다는 걸 영업부가 보게요. 보고 없는 기다림은 그냥 침묵이에요.</w:t>
+      </w:r>
+    </w:p>
+    <w:p>
+      <w:pPr>
+        <w:pStyle w:val="BodyText"/>
+      </w:pPr>
+      <w:r>
+        <w:t xml:space="preserve">알렉세이: 좋아요, 동의해요. 그럼 열다섯째 줄엔 뭐라고 쓰여 있어요?</w:t>
+      </w:r>
+    </w:p>
+    <w:p>
+      <w:pPr>
+        <w:pStyle w:val="BodyText"/>
+      </w:pPr>
+      <w:r>
+        <w:t xml:space="preserve">이리나: 열다섯째: 「소리 지르지 않기.」 책임자: 보론초프. 기한: 언제나.</w:t>
+      </w:r>
+    </w:p>
+    <w:p>
+      <w:pPr>
+        <w:pStyle w:val="BodyText"/>
+      </w:pPr>
+      <w:r>
+        <w:t xml:space="preserve">알렉세이: 그것도 의사록에 적으실 거예요?</w:t>
+      </w:r>
+    </w:p>
+    <w:p>
+      <w:pPr>
+        <w:pStyle w:val="BodyText"/>
+      </w:pPr>
+      <w:r>
+        <w:t xml:space="preserve">이리나: 아니요, 그건 표에만요. 표는 봐주지만 의사록은 안 봐줘요.</w:t>
+      </w:r>
+    </w:p>
+    <w:p>
+      <w:pPr>
+        <w:pStyle w:val="BodyText"/>
+      </w:pPr>
+      <w:r>
+        <w:t xml:space="preserve">알렉세이: 본론으로 갑시다. 첫째 줄, 코르닐로바. 지금 바로 전화할게요.</w:t>
+      </w:r>
+    </w:p>
+    <w:p>
+      <w:pPr>
+        <w:pStyle w:val="BodyText"/>
+      </w:pPr>
+      <w:r>
+        <w:t xml:space="preserve">이리나: 전화해요. 보이죠? 기다린다는 건 아무것도 안 한다는 뜻이 아니에요. 할 수 있는 걸 한다는 뜻이에요.</w:t>
       </w:r>
     </w:p>
     <w:bookmarkEnd w:id="37"/>
